--- a/b/B_Stakeholders_Personas_and_Roles.docx
+++ b/b/B_Stakeholders_Personas_and_Roles.docx
@@ -3,121 +3,173 @@
 <w:document xmlns:wpc="http://schemas.microsoft.com/office/word/2010/wordprocessingCanvas" xmlns:mo="http://schemas.microsoft.com/office/mac/office/2008/main" xmlns:mc="http://schemas.openxmlformats.org/markup-compatibility/2006" xmlns:mv="urn:schemas-microsoft-com:mac:vml" xmlns:o="urn:schemas-microsoft-com:office:office" xmlns:r="http://schemas.openxmlformats.org/officeDocument/2006/relationships" xmlns:m="http://schemas.openxmlformats.org/officeDocument/2006/math" xmlns:v="urn:schemas-microsoft-com:vml" xmlns:wp14="http://schemas.microsoft.com/office/word/2010/wordprocessingDrawing" xmlns:wp="http://schemas.openxmlformats.org/drawingml/2006/wordprocessingDrawing" xmlns:w10="urn:schemas-microsoft-com:office:word" xmlns:w="http://schemas.openxmlformats.org/wordprocessingml/2006/main" xmlns:w14="http://schemas.microsoft.com/office/word/2010/wordml" xmlns:wpg="http://schemas.microsoft.com/office/word/2010/wordprocessingGroup" xmlns:wpi="http://schemas.microsoft.com/office/word/2010/wordprocessingInk" xmlns:wne="http://schemas.microsoft.com/office/word/2006/wordml" xmlns:wps="http://schemas.microsoft.com/office/word/2010/wordprocessingShape" mc:Ignorable="w14 wp14">
   <w:body>
     <w:p>
-      <w:pPr>
-        <w:jc w:val="center"/>
-      </w:pPr>
       <w:r>
         <w:rPr>
+          <w:rFonts w:ascii="Calibri" w:hAnsi="Calibri"/>
           <w:b/>
-          <w:color w:val="193556"/>
+          <w:color w:val="0F172A"/>
           <w:sz w:val="44"/>
         </w:rPr>
         <w:t>B. Stakeholders, Personas &amp; Roles</w:t>
       </w:r>
     </w:p>
     <w:p>
-      <w:pPr>
-        <w:jc w:val="center"/>
-      </w:pPr>
       <w:r>
         <w:rPr>
-          <w:sz w:val="20"/>
+          <w:rFonts w:ascii="Calibri" w:hAnsi="Calibri"/>
+          <w:b/>
+          <w:color w:val="2563EB"/>
+          <w:sz w:val="24"/>
         </w:rPr>
-        <w:t>Step 02 — Discover | Actor goals, permissions and boundaries</w:t>
+        <w:t>Step 02 · Discover | Enterprise Actor Taxonomies, Edge Actors, and CRUD Entitlements</w:t>
       </w:r>
     </w:p>
     <w:p>
-      <w:pPr>
-        <w:jc w:val="center"/>
-      </w:pPr>
       <w:r>
         <w:rPr>
+          <w:rFonts w:ascii="Calibri" w:hAnsi="Calibri"/>
           <w:i/>
-          <w:sz w:val="16"/>
+          <w:color w:val="64748B"/>
+          <w:sz w:val="20"/>
         </w:rPr>
-        <w:t>Talentra Database Design | Repository-aligned Stage 1 deliverable</w:t>
+        <w:t>Talentra Enterprise Workforce Platform | Deliverable B3</w:t>
       </w:r>
     </w:p>
     <w:p/>
     <w:p>
       <w:pPr>
-        <w:pStyle w:val="Heading1"/>
+        <w:keepNext/>
+        <w:spacing w:before="320" w:after="120"/>
       </w:pPr>
       <w:r>
-        <w:t>1. Purpose</w:t>
-      </w:r>
-    </w:p>
-    <w:p>
-      <w:r>
-        <w:t>This document identifies Talentra’s human and system actors and maps their core tasks to data-access boundaries. It follows Section 3 of the hackathon docket and the access controls described in the repository.</w:t>
+        <w:rPr>
+          <w:rFonts w:ascii="Calibri" w:hAnsi="Calibri"/>
+          <w:b/>
+          <w:color w:val="0F172A"/>
+          <w:sz w:val="30"/>
+        </w:rPr>
+        <w:t>1. Executive Governance Scope</w:t>
       </w:r>
     </w:p>
     <w:p>
       <w:pPr>
-        <w:pStyle w:val="Heading1"/>
+        <w:spacing w:before="0" w:after="120" w:line="276" w:lineRule="auto"/>
       </w:pPr>
       <w:r>
-        <w:t>2. Stakeholder groups</w:t>
+        <w:rPr>
+          <w:rFonts w:ascii="Calibri" w:hAnsi="Calibri"/>
+          <w:color w:val="334155"/>
+          <w:sz w:val="21"/>
+        </w:rPr>
+        <w:t>This docket models the human, external, and automated actors operating within the Talentra platform, translating organizational taxonomies into actionable personas, interaction frequencies, and database guardrails.</w:t>
+      </w:r>
+    </w:p>
+    <w:p>
+      <w:pPr>
+        <w:keepNext/>
+        <w:spacing w:before="320" w:after="120"/>
+      </w:pPr>
+      <w:r>
+        <w:rPr>
+          <w:rFonts w:ascii="Calibri" w:hAnsi="Calibri"/>
+          <w:b/>
+          <w:color w:val="0F172A"/>
+          <w:sz w:val="30"/>
+        </w:rPr>
+        <w:t>2. Enterprise Stakeholder Taxonomy (STK-01 to STK-10)</w:t>
       </w:r>
     </w:p>
     <w:tbl>
       <w:tblPr>
-        <w:tblStyle w:val="LightShading-Accent1"/>
         <w:tblW w:type="auto" w:w="0"/>
         <w:jc w:val="center"/>
+        <w:tblLayout w:type="fixed"/>
         <w:tblLook w:firstColumn="1" w:firstRow="1" w:lastColumn="0" w:lastRow="0" w:noHBand="0" w:noVBand="1" w:val="04A0"/>
       </w:tblPr>
       <w:tblGrid>
-        <w:gridCol w:w="3360"/>
-        <w:gridCol w:w="3360"/>
-        <w:gridCol w:w="3360"/>
+        <w:gridCol w:w="2340"/>
+        <w:gridCol w:w="2340"/>
+        <w:gridCol w:w="2340"/>
+        <w:gridCol w:w="2340"/>
       </w:tblGrid>
       <w:tr>
         <w:tc>
           <w:tcPr>
-            <w:tcW w:type="dxa" w:w="2232"/>
-            <w:shd w:fill="193556"/>
+            <w:tcW w:type="dxa" w:w="1008"/>
+            <w:shd w:fill="1E3A8A"/>
           </w:tcPr>
           <w:p>
+            <w:pPr>
+              <w:jc w:val="left"/>
+            </w:pPr>
             <w:r>
               <w:rPr>
+                <w:rFonts w:ascii="Calibri" w:hAnsi="Calibri"/>
                 <w:b/>
                 <w:color w:val="FFFFFF"/>
-                <w:sz w:val="16"/>
+                <w:sz w:val="18"/>
               </w:rPr>
-              <w:t>Stakeholder</w:t>
+              <w:t>ID</w:t>
             </w:r>
           </w:p>
         </w:tc>
         <w:tc>
           <w:tcPr>
-            <w:tcW w:type="dxa" w:w="4464"/>
-            <w:shd w:fill="193556"/>
+            <w:tcW w:type="dxa" w:w="2160"/>
+            <w:shd w:fill="1E3A8A"/>
           </w:tcPr>
           <w:p>
+            <w:pPr>
+              <w:jc w:val="left"/>
+            </w:pPr>
             <w:r>
               <w:rPr>
+                <w:rFonts w:ascii="Calibri" w:hAnsi="Calibri"/>
                 <w:b/>
                 <w:color w:val="FFFFFF"/>
-                <w:sz w:val="16"/>
+                <w:sz w:val="18"/>
               </w:rPr>
-              <w:t>Interest / success outcome</w:t>
+              <w:t>Category</w:t>
             </w:r>
           </w:p>
         </w:tc>
         <w:tc>
           <w:tcPr>
-            <w:tcW w:type="dxa" w:w="3888"/>
-            <w:shd w:fill="193556"/>
+            <w:tcW w:type="dxa" w:w="3312"/>
+            <w:shd w:fill="1E3A8A"/>
           </w:tcPr>
           <w:p>
+            <w:pPr>
+              <w:jc w:val="left"/>
+            </w:pPr>
             <w:r>
               <w:rPr>
+                <w:rFonts w:ascii="Calibri" w:hAnsi="Calibri"/>
                 <w:b/>
                 <w:color w:val="FFFFFF"/>
-                <w:sz w:val="16"/>
+                <w:sz w:val="18"/>
               </w:rPr>
-              <w:t>Main data areas</w:t>
+              <w:t>Description</w:t>
+            </w:r>
+          </w:p>
+        </w:tc>
+        <w:tc>
+          <w:tcPr>
+            <w:tcW w:type="dxa" w:w="3600"/>
+            <w:shd w:fill="1E3A8A"/>
+          </w:tcPr>
+          <w:p>
+            <w:pPr>
+              <w:jc w:val="left"/>
+            </w:pPr>
+            <w:r>
+              <w:rPr>
+                <w:rFonts w:ascii="Calibri" w:hAnsi="Calibri"/>
+                <w:b/>
+                <w:color w:val="FFFFFF"/>
+                <w:sz w:val="18"/>
+              </w:rPr>
+              <w:t>Primary Strategic Responsibility</w:t>
             </w:r>
           </w:p>
         </w:tc>
@@ -125,43 +177,77 @@
       <w:tr>
         <w:tc>
           <w:tcPr>
-            <w:tcW w:type="dxa" w:w="2232"/>
-            <w:vAlign w:val="top"/>
+            <w:tcW w:type="dxa" w:w="1008"/>
+            <w:shd w:fill="FFFFFF"/>
           </w:tcPr>
           <w:p>
+            <w:pPr>
+              <w:jc w:val="left"/>
+            </w:pPr>
             <w:r>
               <w:rPr>
-                <w:sz w:val="15"/>
+                <w:rFonts w:ascii="Calibri" w:hAnsi="Calibri"/>
+                <w:color w:val="334155"/>
+                <w:sz w:val="17"/>
               </w:rPr>
-              <w:t>Candidates</w:t>
+              <w:t>STK-01</w:t>
             </w:r>
           </w:p>
         </w:tc>
         <w:tc>
           <w:tcPr>
-            <w:tcW w:type="dxa" w:w="4464"/>
-            <w:vAlign w:val="top"/>
+            <w:tcW w:type="dxa" w:w="2160"/>
+            <w:shd w:fill="FFFFFF"/>
           </w:tcPr>
           <w:p>
+            <w:pPr>
+              <w:jc w:val="left"/>
+            </w:pPr>
             <w:r>
               <w:rPr>
-                <w:sz w:val="15"/>
+                <w:rFonts w:ascii="Calibri" w:hAnsi="Calibri"/>
+                <w:color w:val="334155"/>
+                <w:sz w:val="17"/>
               </w:rPr>
-              <w:t>Accurate profile, fair discovery, application tracking, privacy and visibility control.</w:t>
+              <w:t>Executive Leadership</w:t>
             </w:r>
           </w:p>
         </w:tc>
         <w:tc>
           <w:tcPr>
-            <w:tcW w:type="dxa" w:w="3888"/>
-            <w:vAlign w:val="top"/>
+            <w:tcW w:type="dxa" w:w="3312"/>
+            <w:shd w:fill="FFFFFF"/>
           </w:tcPr>
           <w:p>
+            <w:pPr>
+              <w:jc w:val="left"/>
+            </w:pPr>
             <w:r>
               <w:rPr>
-                <w:sz w:val="15"/>
+                <w:rFonts w:ascii="Calibri" w:hAnsi="Calibri"/>
+                <w:color w:val="334155"/>
+                <w:sz w:val="17"/>
               </w:rPr>
-              <w:t>profile, recruitment, administration, engagement</w:t>
+              <w:t>Chief HR Officers, VPs of Talent Acquisition</w:t>
+            </w:r>
+          </w:p>
+        </w:tc>
+        <w:tc>
+          <w:tcPr>
+            <w:tcW w:type="dxa" w:w="3600"/>
+            <w:shd w:fill="FFFFFF"/>
+          </w:tcPr>
+          <w:p>
+            <w:pPr>
+              <w:jc w:val="left"/>
+            </w:pPr>
+            <w:r>
+              <w:rPr>
+                <w:rFonts w:ascii="Calibri" w:hAnsi="Calibri"/>
+                <w:color w:val="334155"/>
+                <w:sz w:val="17"/>
+              </w:rPr>
+              <w:t>Platform adoption, hiring velocity, commercial licensing ROI.</w:t>
             </w:r>
           </w:p>
         </w:tc>
@@ -169,43 +255,77 @@
       <w:tr>
         <w:tc>
           <w:tcPr>
-            <w:tcW w:type="dxa" w:w="2232"/>
-            <w:vAlign w:val="top"/>
+            <w:tcW w:type="dxa" w:w="1008"/>
+            <w:shd w:fill="F8FAFC"/>
           </w:tcPr>
           <w:p>
+            <w:pPr>
+              <w:jc w:val="left"/>
+            </w:pPr>
             <w:r>
               <w:rPr>
-                <w:sz w:val="15"/>
+                <w:rFonts w:ascii="Calibri" w:hAnsi="Calibri"/>
+                <w:color w:val="334155"/>
+                <w:sz w:val="17"/>
               </w:rPr>
-              <w:t>Employers / clients</w:t>
+              <w:t>STK-02</w:t>
             </w:r>
           </w:p>
         </w:tc>
         <w:tc>
           <w:tcPr>
-            <w:tcW w:type="dxa" w:w="4464"/>
-            <w:vAlign w:val="top"/>
+            <w:tcW w:type="dxa" w:w="2160"/>
+            <w:shd w:fill="F8FAFC"/>
           </w:tcPr>
           <w:p>
+            <w:pPr>
+              <w:jc w:val="left"/>
+            </w:pPr>
             <w:r>
               <w:rPr>
-                <w:sz w:val="15"/>
+                <w:rFonts w:ascii="Calibri" w:hAnsi="Calibri"/>
+                <w:color w:val="334155"/>
+                <w:sz w:val="17"/>
               </w:rPr>
-              <w:t>Verified organisation, relevant requisitions, shortlist quality and pipeline visibility.</w:t>
+              <w:t>Corporate Recruitment</w:t>
             </w:r>
           </w:p>
         </w:tc>
         <w:tc>
           <w:tcPr>
-            <w:tcW w:type="dxa" w:w="3888"/>
-            <w:vAlign w:val="top"/>
+            <w:tcW w:type="dxa" w:w="3312"/>
+            <w:shd w:fill="F8FAFC"/>
           </w:tcPr>
           <w:p>
+            <w:pPr>
+              <w:jc w:val="left"/>
+            </w:pPr>
             <w:r>
               <w:rPr>
-                <w:sz w:val="15"/>
+                <w:rFonts w:ascii="Calibri" w:hAnsi="Calibri"/>
+                <w:color w:val="334155"/>
+                <w:sz w:val="17"/>
               </w:rPr>
-              <w:t>organisation, recruitment, sourcing, billing, analytics</w:t>
+              <w:t>Enterprise talent acquisition partners, sourcing leads</w:t>
+            </w:r>
+          </w:p>
+        </w:tc>
+        <w:tc>
+          <w:tcPr>
+            <w:tcW w:type="dxa" w:w="3600"/>
+            <w:shd w:fill="F8FAFC"/>
+          </w:tcPr>
+          <w:p>
+            <w:pPr>
+              <w:jc w:val="left"/>
+            </w:pPr>
+            <w:r>
+              <w:rPr>
+                <w:rFonts w:ascii="Calibri" w:hAnsi="Calibri"/>
+                <w:color w:val="334155"/>
+                <w:sz w:val="17"/>
+              </w:rPr>
+              <w:t>Job requisition management, pipeline progression, offer extension.</w:t>
             </w:r>
           </w:p>
         </w:tc>
@@ -213,43 +333,77 @@
       <w:tr>
         <w:tc>
           <w:tcPr>
-            <w:tcW w:type="dxa" w:w="2232"/>
-            <w:vAlign w:val="top"/>
+            <w:tcW w:type="dxa" w:w="1008"/>
+            <w:shd w:fill="FFFFFF"/>
           </w:tcPr>
           <w:p>
+            <w:pPr>
+              <w:jc w:val="left"/>
+            </w:pPr>
             <w:r>
               <w:rPr>
-                <w:sz w:val="15"/>
+                <w:rFonts w:ascii="Calibri" w:hAnsi="Calibri"/>
+                <w:color w:val="334155"/>
+                <w:sz w:val="17"/>
               </w:rPr>
-              <w:t>Recruiters</w:t>
+              <w:t>STK-03</w:t>
             </w:r>
           </w:p>
         </w:tc>
         <w:tc>
           <w:tcPr>
-            <w:tcW w:type="dxa" w:w="4464"/>
-            <w:vAlign w:val="top"/>
+            <w:tcW w:type="dxa" w:w="2160"/>
+            <w:shd w:fill="FFFFFF"/>
           </w:tcPr>
           <w:p>
+            <w:pPr>
+              <w:jc w:val="left"/>
+            </w:pPr>
             <w:r>
               <w:rPr>
-                <w:sz w:val="15"/>
+                <w:rFonts w:ascii="Calibri" w:hAnsi="Calibri"/>
+                <w:color w:val="334155"/>
+                <w:sz w:val="17"/>
               </w:rPr>
-              <w:t>Manage assigned requisitions, search/screen/interview, shortlist and use paid features.</w:t>
+              <w:t>Job Seekers &amp; Talent</w:t>
             </w:r>
           </w:p>
         </w:tc>
         <w:tc>
           <w:tcPr>
-            <w:tcW w:type="dxa" w:w="3888"/>
-            <w:vAlign w:val="top"/>
+            <w:tcW w:type="dxa" w:w="3312"/>
+            <w:shd w:fill="FFFFFF"/>
           </w:tcPr>
           <w:p>
+            <w:pPr>
+              <w:jc w:val="left"/>
+            </w:pPr>
             <w:r>
               <w:rPr>
-                <w:sz w:val="15"/>
+                <w:rFonts w:ascii="Calibri" w:hAnsi="Calibri"/>
+                <w:color w:val="334155"/>
+                <w:sz w:val="17"/>
               </w:rPr>
-              <w:t>organisation, recruitment, profile, billing, sourcing</w:t>
+              <w:t>Professional candidates, campus freshers, apprentices</w:t>
+            </w:r>
+          </w:p>
+        </w:tc>
+        <w:tc>
+          <w:tcPr>
+            <w:tcW w:type="dxa" w:w="3600"/>
+            <w:shd w:fill="FFFFFF"/>
+          </w:tcPr>
+          <w:p>
+            <w:pPr>
+              <w:jc w:val="left"/>
+            </w:pPr>
+            <w:r>
+              <w:rPr>
+                <w:rFonts w:ascii="Calibri" w:hAnsi="Calibri"/>
+                <w:color w:val="334155"/>
+                <w:sz w:val="17"/>
+              </w:rPr>
+              <w:t>Profile curation, resume privacy control, job search, application tracking.</w:t>
             </w:r>
           </w:p>
         </w:tc>
@@ -257,43 +411,77 @@
       <w:tr>
         <w:tc>
           <w:tcPr>
-            <w:tcW w:type="dxa" w:w="2232"/>
-            <w:vAlign w:val="top"/>
+            <w:tcW w:type="dxa" w:w="1008"/>
+            <w:shd w:fill="F8FAFC"/>
           </w:tcPr>
           <w:p>
+            <w:pPr>
+              <w:jc w:val="left"/>
+            </w:pPr>
             <w:r>
               <w:rPr>
-                <w:sz w:val="15"/>
+                <w:rFonts w:ascii="Calibri" w:hAnsi="Calibri"/>
+                <w:color w:val="334155"/>
+                <w:sz w:val="17"/>
               </w:rPr>
-              <w:t>Consultants</w:t>
+              <w:t>STK-04</w:t>
             </w:r>
           </w:p>
         </w:tc>
         <w:tc>
           <w:tcPr>
-            <w:tcW w:type="dxa" w:w="4464"/>
-            <w:vAlign w:val="top"/>
+            <w:tcW w:type="dxa" w:w="2160"/>
+            <w:shd w:fill="F8FAFC"/>
           </w:tcPr>
           <w:p>
+            <w:pPr>
+              <w:jc w:val="left"/>
+            </w:pPr>
             <w:r>
               <w:rPr>
-                <w:sz w:val="15"/>
+                <w:rFonts w:ascii="Calibri" w:hAnsi="Calibri"/>
+                <w:color w:val="334155"/>
+                <w:sz w:val="17"/>
               </w:rPr>
-              <w:t>Source for open and accepted opportunities; trace outreach and shortlist ownership.</w:t>
+              <w:t>Contingent Workforce</w:t>
             </w:r>
           </w:p>
         </w:tc>
         <w:tc>
           <w:tcPr>
-            <w:tcW w:type="dxa" w:w="3888"/>
-            <w:vAlign w:val="top"/>
+            <w:tcW w:type="dxa" w:w="3312"/>
+            <w:shd w:fill="F8FAFC"/>
           </w:tcPr>
           <w:p>
+            <w:pPr>
+              <w:jc w:val="left"/>
+            </w:pPr>
             <w:r>
               <w:rPr>
-                <w:sz w:val="15"/>
+                <w:rFonts w:ascii="Calibri" w:hAnsi="Calibri"/>
+                <w:color w:val="334155"/>
+                <w:sz w:val="17"/>
               </w:rPr>
-              <w:t>sourcing, recruitment, profile</w:t>
+              <w:t>Independent contractors, gig workers, freelance experts</w:t>
+            </w:r>
+          </w:p>
+        </w:tc>
+        <w:tc>
+          <w:tcPr>
+            <w:tcW w:type="dxa" w:w="3600"/>
+            <w:shd w:fill="F8FAFC"/>
+          </w:tcPr>
+          <w:p>
+            <w:pPr>
+              <w:jc w:val="left"/>
+            </w:pPr>
+            <w:r>
+              <w:rPr>
+                <w:rFonts w:ascii="Calibri" w:hAnsi="Calibri"/>
+                <w:color w:val="334155"/>
+                <w:sz w:val="17"/>
+              </w:rPr>
+              <w:t>Trade showcase, milestone proposals, calendar availability.</w:t>
             </w:r>
           </w:p>
         </w:tc>
@@ -301,43 +489,77 @@
       <w:tr>
         <w:tc>
           <w:tcPr>
-            <w:tcW w:type="dxa" w:w="2232"/>
-            <w:vAlign w:val="top"/>
+            <w:tcW w:type="dxa" w:w="1008"/>
+            <w:shd w:fill="FFFFFF"/>
           </w:tcPr>
           <w:p>
+            <w:pPr>
+              <w:jc w:val="left"/>
+            </w:pPr>
             <w:r>
               <w:rPr>
-                <w:sz w:val="15"/>
+                <w:rFonts w:ascii="Calibri" w:hAnsi="Calibri"/>
+                <w:color w:val="334155"/>
+                <w:sz w:val="17"/>
               </w:rPr>
-              <w:t>Gig workers / requesters</w:t>
+              <w:t>STK-05</w:t>
             </w:r>
           </w:p>
         </w:tc>
         <w:tc>
           <w:tcPr>
-            <w:tcW w:type="dxa" w:w="4464"/>
-            <w:vAlign w:val="top"/>
+            <w:tcW w:type="dxa" w:w="2160"/>
+            <w:shd w:fill="FFFFFF"/>
           </w:tcPr>
           <w:p>
+            <w:pPr>
+              <w:jc w:val="left"/>
+            </w:pPr>
             <w:r>
               <w:rPr>
-                <w:sz w:val="15"/>
+                <w:rFonts w:ascii="Calibri" w:hAnsi="Calibri"/>
+                <w:color w:val="334155"/>
+                <w:sz w:val="17"/>
               </w:rPr>
-              <w:t>Manage service availability, respond to gigs, track assignments and ratings.</w:t>
+              <w:t>Staffing Consultancies</w:t>
             </w:r>
           </w:p>
         </w:tc>
         <w:tc>
           <w:tcPr>
-            <w:tcW w:type="dxa" w:w="3888"/>
-            <w:vAlign w:val="top"/>
+            <w:tcW w:type="dxa" w:w="3312"/>
+            <w:shd w:fill="FFFFFF"/>
           </w:tcPr>
           <w:p>
+            <w:pPr>
+              <w:jc w:val="left"/>
+            </w:pPr>
             <w:r>
               <w:rPr>
-                <w:sz w:val="15"/>
+                <w:rFonts w:ascii="Calibri" w:hAnsi="Calibri"/>
+                <w:color w:val="334155"/>
+                <w:sz w:val="17"/>
               </w:rPr>
-              <w:t>gig, profile, billing, analytics</w:t>
+              <w:t>Third-party recruitment agencies, executive search firms</w:t>
+            </w:r>
+          </w:p>
+        </w:tc>
+        <w:tc>
+          <w:tcPr>
+            <w:tcW w:type="dxa" w:w="3600"/>
+            <w:shd w:fill="FFFFFF"/>
+          </w:tcPr>
+          <w:p>
+            <w:pPr>
+              <w:jc w:val="left"/>
+            </w:pPr>
+            <w:r>
+              <w:rPr>
+                <w:rFonts w:ascii="Calibri" w:hAnsi="Calibri"/>
+                <w:color w:val="334155"/>
+                <w:sz w:val="17"/>
+              </w:rPr>
+              <w:t>Split-commission candidate representation, candidate sourcing marketplace.</w:t>
             </w:r>
           </w:p>
         </w:tc>
@@ -345,43 +567,77 @@
       <w:tr>
         <w:tc>
           <w:tcPr>
-            <w:tcW w:type="dxa" w:w="2232"/>
-            <w:vAlign w:val="top"/>
+            <w:tcW w:type="dxa" w:w="1008"/>
+            <w:shd w:fill="F8FAFC"/>
           </w:tcPr>
           <w:p>
+            <w:pPr>
+              <w:jc w:val="left"/>
+            </w:pPr>
             <w:r>
               <w:rPr>
-                <w:sz w:val="15"/>
+                <w:rFonts w:ascii="Calibri" w:hAnsi="Calibri"/>
+                <w:color w:val="334155"/>
+                <w:sz w:val="17"/>
               </w:rPr>
-              <w:t>Placement / campus officers</w:t>
+              <w:t>STK-06</w:t>
             </w:r>
           </w:p>
         </w:tc>
         <w:tc>
           <w:tcPr>
-            <w:tcW w:type="dxa" w:w="4464"/>
-            <w:vAlign w:val="top"/>
+            <w:tcW w:type="dxa" w:w="2160"/>
+            <w:shd w:fill="F8FAFC"/>
           </w:tcPr>
           <w:p>
+            <w:pPr>
+              <w:jc w:val="left"/>
+            </w:pPr>
             <w:r>
               <w:rPr>
-                <w:sz w:val="15"/>
+                <w:rFonts w:ascii="Calibri" w:hAnsi="Calibri"/>
+                <w:color w:val="334155"/>
+                <w:sz w:val="17"/>
               </w:rPr>
-              <w:t>Support campus/fresher hiring and review associated pipeline.</w:t>
+              <w:t>Academic Partners</w:t>
             </w:r>
           </w:p>
         </w:tc>
         <w:tc>
           <w:tcPr>
-            <w:tcW w:type="dxa" w:w="3888"/>
-            <w:vAlign w:val="top"/>
+            <w:tcW w:type="dxa" w:w="3312"/>
+            <w:shd w:fill="F8FAFC"/>
           </w:tcPr>
           <w:p>
+            <w:pPr>
+              <w:jc w:val="left"/>
+            </w:pPr>
             <w:r>
               <w:rPr>
-                <w:sz w:val="15"/>
+                <w:rFonts w:ascii="Calibri" w:hAnsi="Calibri"/>
+                <w:color w:val="334155"/>
+                <w:sz w:val="17"/>
               </w:rPr>
-              <w:t>recruitment, profile, organisation, analytics</w:t>
+              <w:t>University career centers, vocational placement leads</w:t>
+            </w:r>
+          </w:p>
+        </w:tc>
+        <w:tc>
+          <w:tcPr>
+            <w:tcW w:type="dxa" w:w="3600"/>
+            <w:shd w:fill="F8FAFC"/>
+          </w:tcPr>
+          <w:p>
+            <w:pPr>
+              <w:jc w:val="left"/>
+            </w:pPr>
+            <w:r>
+              <w:rPr>
+                <w:rFonts w:ascii="Calibri" w:hAnsi="Calibri"/>
+                <w:color w:val="334155"/>
+                <w:sz w:val="17"/>
+              </w:rPr>
+              <w:t>Campus batch cohort management, verified credential verification.</w:t>
             </w:r>
           </w:p>
         </w:tc>
@@ -389,43 +645,77 @@
       <w:tr>
         <w:tc>
           <w:tcPr>
-            <w:tcW w:type="dxa" w:w="2232"/>
-            <w:vAlign w:val="top"/>
+            <w:tcW w:type="dxa" w:w="1008"/>
+            <w:shd w:fill="FFFFFF"/>
           </w:tcPr>
           <w:p>
+            <w:pPr>
+              <w:jc w:val="left"/>
+            </w:pPr>
             <w:r>
               <w:rPr>
-                <w:sz w:val="15"/>
+                <w:rFonts w:ascii="Calibri" w:hAnsi="Calibri"/>
+                <w:color w:val="334155"/>
+                <w:sz w:val="17"/>
               </w:rPr>
-              <w:t>Account administrators</w:t>
+              <w:t>STK-07</w:t>
             </w:r>
           </w:p>
         </w:tc>
         <w:tc>
           <w:tcPr>
-            <w:tcW w:type="dxa" w:w="4464"/>
-            <w:vAlign w:val="top"/>
+            <w:tcW w:type="dxa" w:w="2160"/>
+            <w:shd w:fill="FFFFFF"/>
           </w:tcPr>
           <w:p>
+            <w:pPr>
+              <w:jc w:val="left"/>
+            </w:pPr>
             <w:r>
               <w:rPr>
-                <w:sz w:val="15"/>
+                <w:rFonts w:ascii="Calibri" w:hAnsi="Calibri"/>
+                <w:color w:val="334155"/>
+                <w:sz w:val="17"/>
               </w:rPr>
-              <w:t>Manage seats, recruiter assignments, subscription usage and account state.</w:t>
+              <w:t>System Administration</w:t>
             </w:r>
           </w:p>
         </w:tc>
         <w:tc>
           <w:tcPr>
-            <w:tcW w:type="dxa" w:w="3888"/>
-            <w:vAlign w:val="top"/>
+            <w:tcW w:type="dxa" w:w="3312"/>
+            <w:shd w:fill="FFFFFF"/>
           </w:tcPr>
           <w:p>
+            <w:pPr>
+              <w:jc w:val="left"/>
+            </w:pPr>
             <w:r>
               <w:rPr>
-                <w:sz w:val="15"/>
+                <w:rFonts w:ascii="Calibri" w:hAnsi="Calibri"/>
+                <w:color w:val="334155"/>
+                <w:sz w:val="17"/>
               </w:rPr>
-              <w:t>organisation, licence, billing, administration</w:t>
+              <w:t>Corporate IT tenant admins, HR operations managers</w:t>
+            </w:r>
+          </w:p>
+        </w:tc>
+        <w:tc>
+          <w:tcPr>
+            <w:tcW w:type="dxa" w:w="3600"/>
+            <w:shd w:fill="FFFFFF"/>
+          </w:tcPr>
+          <w:p>
+            <w:pPr>
+              <w:jc w:val="left"/>
+            </w:pPr>
+            <w:r>
+              <w:rPr>
+                <w:rFonts w:ascii="Calibri" w:hAnsi="Calibri"/>
+                <w:color w:val="334155"/>
+                <w:sz w:val="17"/>
+              </w:rPr>
+              <w:t>Tenant seat allocation, branch hierarchies, user role provisioning.</w:t>
             </w:r>
           </w:p>
         </w:tc>
@@ -433,43 +723,77 @@
       <w:tr>
         <w:tc>
           <w:tcPr>
-            <w:tcW w:type="dxa" w:w="2232"/>
-            <w:vAlign w:val="top"/>
+            <w:tcW w:type="dxa" w:w="1008"/>
+            <w:shd w:fill="F8FAFC"/>
           </w:tcPr>
           <w:p>
+            <w:pPr>
+              <w:jc w:val="left"/>
+            </w:pPr>
             <w:r>
               <w:rPr>
-                <w:sz w:val="15"/>
+                <w:rFonts w:ascii="Calibri" w:hAnsi="Calibri"/>
+                <w:color w:val="334155"/>
+                <w:sz w:val="17"/>
               </w:rPr>
-              <w:t>Platform operations / security / auditor</w:t>
+              <w:t>STK-08</w:t>
             </w:r>
           </w:p>
         </w:tc>
         <w:tc>
           <w:tcPr>
-            <w:tcW w:type="dxa" w:w="4464"/>
-            <w:vAlign w:val="top"/>
+            <w:tcW w:type="dxa" w:w="2160"/>
+            <w:shd w:fill="F8FAFC"/>
           </w:tcPr>
           <w:p>
+            <w:pPr>
+              <w:jc w:val="left"/>
+            </w:pPr>
             <w:r>
               <w:rPr>
-                <w:sz w:val="15"/>
+                <w:rFonts w:ascii="Calibri" w:hAnsi="Calibri"/>
+                <w:color w:val="334155"/>
+                <w:sz w:val="17"/>
               </w:rPr>
-              <w:t>Manage access and investigate events, privacy, and financial issues.</w:t>
+              <w:t>Statutory Regulators</w:t>
             </w:r>
           </w:p>
         </w:tc>
         <w:tc>
           <w:tcPr>
-            <w:tcW w:type="dxa" w:w="3888"/>
-            <w:vAlign w:val="top"/>
+            <w:tcW w:type="dxa" w:w="3312"/>
+            <w:shd w:fill="F8FAFC"/>
           </w:tcPr>
           <w:p>
+            <w:pPr>
+              <w:jc w:val="left"/>
+            </w:pPr>
             <w:r>
               <w:rPr>
-                <w:sz w:val="15"/>
+                <w:rFonts w:ascii="Calibri" w:hAnsi="Calibri"/>
+                <w:color w:val="334155"/>
+                <w:sz w:val="17"/>
               </w:rPr>
-              <w:t>administration, organisation, licence, billing, engagement</w:t>
+              <w:t>Data protection authorities, labor compliance inspectors</w:t>
+            </w:r>
+          </w:p>
+        </w:tc>
+        <w:tc>
+          <w:tcPr>
+            <w:tcW w:type="dxa" w:w="3600"/>
+            <w:shd w:fill="F8FAFC"/>
+          </w:tcPr>
+          <w:p>
+            <w:pPr>
+              <w:jc w:val="left"/>
+            </w:pPr>
+            <w:r>
+              <w:rPr>
+                <w:rFonts w:ascii="Calibri" w:hAnsi="Calibri"/>
+                <w:color w:val="334155"/>
+                <w:sz w:val="17"/>
+              </w:rPr>
+              <w:t>Enforcement of DPDP Act 2023, GDPR Article 17 erasure, audit trail integrity.</w:t>
             </w:r>
           </w:p>
         </w:tc>
@@ -477,43 +801,155 @@
       <w:tr>
         <w:tc>
           <w:tcPr>
-            <w:tcW w:type="dxa" w:w="2232"/>
-            <w:vAlign w:val="top"/>
+            <w:tcW w:type="dxa" w:w="1008"/>
+            <w:shd w:fill="FFFFFF"/>
           </w:tcPr>
           <w:p>
+            <w:pPr>
+              <w:jc w:val="left"/>
+            </w:pPr>
             <w:r>
               <w:rPr>
-                <w:sz w:val="15"/>
+                <w:rFonts w:ascii="Calibri" w:hAnsi="Calibri"/>
+                <w:color w:val="334155"/>
+                <w:sz w:val="17"/>
               </w:rPr>
-              <w:t>System integrations</w:t>
+              <w:t>STK-09</w:t>
             </w:r>
           </w:p>
         </w:tc>
         <w:tc>
           <w:tcPr>
-            <w:tcW w:type="dxa" w:w="4464"/>
-            <w:vAlign w:val="top"/>
+            <w:tcW w:type="dxa" w:w="2160"/>
+            <w:shd w:fill="FFFFFF"/>
           </w:tcPr>
           <w:p>
+            <w:pPr>
+              <w:jc w:val="left"/>
+            </w:pPr>
             <w:r>
               <w:rPr>
-                <w:sz w:val="15"/>
+                <w:rFonts w:ascii="Calibri" w:hAnsi="Calibri"/>
+                <w:color w:val="334155"/>
+                <w:sz w:val="17"/>
               </w:rPr>
-              <w:t>Payment, KYC/tax validation, messaging, legacy sync and gig fulfilment.</w:t>
+              <w:t>Technical Operations</w:t>
             </w:r>
           </w:p>
         </w:tc>
         <w:tc>
           <w:tcPr>
-            <w:tcW w:type="dxa" w:w="3888"/>
-            <w:vAlign w:val="top"/>
+            <w:tcW w:type="dxa" w:w="3312"/>
+            <w:shd w:fill="FFFFFF"/>
           </w:tcPr>
           <w:p>
+            <w:pPr>
+              <w:jc w:val="left"/>
+            </w:pPr>
             <w:r>
               <w:rPr>
-                <w:sz w:val="15"/>
+                <w:rFonts w:ascii="Calibri" w:hAnsi="Calibri"/>
+                <w:color w:val="334155"/>
+                <w:sz w:val="17"/>
               </w:rPr>
-              <w:t>billing, organisation, administration, engagement, gig</w:t>
+              <w:t>Tier-2/3 technical helpdesk, support engineers</w:t>
+            </w:r>
+          </w:p>
+        </w:tc>
+        <w:tc>
+          <w:tcPr>
+            <w:tcW w:type="dxa" w:w="3600"/>
+            <w:shd w:fill="FFFFFF"/>
+          </w:tcPr>
+          <w:p>
+            <w:pPr>
+              <w:jc w:val="left"/>
+            </w:pPr>
+            <w:r>
+              <w:rPr>
+                <w:rFonts w:ascii="Calibri" w:hAnsi="Calibri"/>
+                <w:color w:val="334155"/>
+                <w:sz w:val="17"/>
+              </w:rPr>
+              <w:t>Operational troubleshooting, session unlock, payment webhook reconciliation.</w:t>
+            </w:r>
+          </w:p>
+        </w:tc>
+      </w:tr>
+      <w:tr>
+        <w:tc>
+          <w:tcPr>
+            <w:tcW w:type="dxa" w:w="1008"/>
+            <w:shd w:fill="F8FAFC"/>
+          </w:tcPr>
+          <w:p>
+            <w:pPr>
+              <w:jc w:val="left"/>
+            </w:pPr>
+            <w:r>
+              <w:rPr>
+                <w:rFonts w:ascii="Calibri" w:hAnsi="Calibri"/>
+                <w:color w:val="334155"/>
+                <w:sz w:val="17"/>
+              </w:rPr>
+              <w:t>STK-10</w:t>
+            </w:r>
+          </w:p>
+        </w:tc>
+        <w:tc>
+          <w:tcPr>
+            <w:tcW w:type="dxa" w:w="2160"/>
+            <w:shd w:fill="F8FAFC"/>
+          </w:tcPr>
+          <w:p>
+            <w:pPr>
+              <w:jc w:val="left"/>
+            </w:pPr>
+            <w:r>
+              <w:rPr>
+                <w:rFonts w:ascii="Calibri" w:hAnsi="Calibri"/>
+                <w:color w:val="334155"/>
+                <w:sz w:val="17"/>
+              </w:rPr>
+              <w:t>System Daemons</w:t>
+            </w:r>
+          </w:p>
+        </w:tc>
+        <w:tc>
+          <w:tcPr>
+            <w:tcW w:type="dxa" w:w="3312"/>
+            <w:shd w:fill="F8FAFC"/>
+          </w:tcPr>
+          <w:p>
+            <w:pPr>
+              <w:jc w:val="left"/>
+            </w:pPr>
+            <w:r>
+              <w:rPr>
+                <w:rFonts w:ascii="Calibri" w:hAnsi="Calibri"/>
+                <w:color w:val="334155"/>
+                <w:sz w:val="17"/>
+              </w:rPr>
+              <w:t>Automated cron workers, partition cleaners, queue processors</w:t>
+            </w:r>
+          </w:p>
+        </w:tc>
+        <w:tc>
+          <w:tcPr>
+            <w:tcW w:type="dxa" w:w="3600"/>
+            <w:shd w:fill="F8FAFC"/>
+          </w:tcPr>
+          <w:p>
+            <w:pPr>
+              <w:jc w:val="left"/>
+            </w:pPr>
+            <w:r>
+              <w:rPr>
+                <w:rFonts w:ascii="Calibri" w:hAnsi="Calibri"/>
+                <w:color w:val="334155"/>
+                <w:sz w:val="17"/>
+              </w:rPr>
+              <w:t>Scheduled partition rollover, asynchronous DPDP erasure, WAL streaming.</w:t>
             </w:r>
           </w:p>
         </w:tc>
@@ -522,222 +958,152 @@
     <w:p/>
     <w:p>
       <w:pPr>
-        <w:pStyle w:val="Heading1"/>
+        <w:keepNext/>
+        <w:spacing w:before="320" w:after="120"/>
       </w:pPr>
       <w:r>
-        <w:t>3. Personas</w:t>
-      </w:r>
-    </w:p>
-    <w:p>
-      <w:pPr>
-        <w:pStyle w:val="Heading2"/>
-      </w:pPr>
-      <w:r>
-        <w:t>P-01 Candidate — Asha</w:t>
-      </w:r>
-    </w:p>
-    <w:p>
-      <w:r>
-        <w:t>Goals: Builds a reusable profile and resume; sets preferences and consent; searches and applies; tracks application status.</w:t>
-      </w:r>
-    </w:p>
-    <w:p>
-      <w:r>
-        <w:t>Permissions / controls: Can update permitted own data. Can block users/organisations. Blocked parties must not see the candidate.</w:t>
-      </w:r>
-    </w:p>
-    <w:p>
-      <w:pPr>
-        <w:pStyle w:val="Heading2"/>
-      </w:pPr>
-      <w:r>
-        <w:t>P-02 Employer / hiring manager — Rohan</w:t>
-      </w:r>
-    </w:p>
-    <w:p>
-      <w:r>
-        <w:t>Goals: Registers and verifies a company; posts jobs; configures screening questions; reviews applicants.</w:t>
-      </w:r>
-    </w:p>
-    <w:p>
-      <w:r>
-        <w:t>Permissions / controls: Actions are scoped to the organisation/account. Status changes and sensitive actions are validated/audited.</w:t>
-      </w:r>
-    </w:p>
-    <w:p>
-      <w:pPr>
-        <w:pStyle w:val="Heading2"/>
-      </w:pPr>
-      <w:r>
-        <w:t>P-03 Recruiter — Meera</w:t>
-      </w:r>
-    </w:p>
-    <w:p>
-      <w:r>
-        <w:t>Goals: Manages requisitions assigned to her company, contacts candidates, runs outreach, shortlists and downloads profiles.</w:t>
-      </w:r>
-    </w:p>
-    <w:p>
-      <w:r>
-        <w:t>Permissions / controls: Must not access another company’s jobs; cannot register candidates for them; downloads have exactly one funding reference.</w:t>
-      </w:r>
-    </w:p>
-    <w:p>
-      <w:pPr>
-        <w:pStyle w:val="Heading2"/>
-      </w:pPr>
-      <w:r>
-        <w:t>P-04 Consultant — Kabir</w:t>
-      </w:r>
-    </w:p>
-    <w:p>
-      <w:r>
-        <w:t>Goals: Works on open consultant requests, contacts candidates and submits shortlists.</w:t>
-      </w:r>
-    </w:p>
-    <w:p>
-      <w:r>
-        <w:t>Permissions / controls: Cannot work on closed jobs or before request acceptance; shortlist provenance is required.</w:t>
-      </w:r>
-    </w:p>
-    <w:p>
-      <w:pPr>
-        <w:pStyle w:val="Heading2"/>
-      </w:pPr>
-      <w:r>
-        <w:t>P-05 Gig worker — Dev</w:t>
-      </w:r>
-    </w:p>
-    <w:p>
-      <w:r>
-        <w:t>Goals: Maintains separate service profile, rates, availability and project history; applies to gigs.</w:t>
-      </w:r>
-    </w:p>
-    <w:p>
-      <w:r>
-        <w:t>Permissions / controls: Availability windows cannot overlap; creator self-application and capacity violations are rejected.</w:t>
-      </w:r>
-    </w:p>
-    <w:p>
-      <w:pPr>
-        <w:pStyle w:val="Heading2"/>
-      </w:pPr>
-      <w:r>
-        <w:t>P-06 Account administrator — Nisha</w:t>
-      </w:r>
-    </w:p>
-    <w:p>
-      <w:r>
-        <w:t>Goals: Allocates named seats, monitors subscription use and revokes devices/sessions.</w:t>
-      </w:r>
-    </w:p>
-    <w:p>
-      <w:r>
-        <w:t>Permissions / controls: Seat and device limits are enforced transactionally and violations are auditable.</w:t>
-      </w:r>
-    </w:p>
-    <w:p>
-      <w:pPr>
-        <w:pStyle w:val="Heading2"/>
-      </w:pPr>
-      <w:r>
-        <w:t>P-07 Security / auditor — Ira</w:t>
-      </w:r>
-    </w:p>
-    <w:p>
-      <w:r>
-        <w:t>Goals: Investigates access, consent, unusual login, ledger and privacy events.</w:t>
-      </w:r>
-    </w:p>
-    <w:p>
-      <w:r>
-        <w:t>Permissions / controls: Least-privilege access; audit and financial history is append-only; sensitive values are protected.</w:t>
-      </w:r>
-    </w:p>
-    <w:p>
-      <w:pPr>
-        <w:pStyle w:val="Heading2"/>
-      </w:pPr>
-      <w:r>
-        <w:t>P-08 Placement officer — TPO</w:t>
-      </w:r>
-    </w:p>
-    <w:p>
-      <w:r>
-        <w:t>Goals: Supports campus/fresher pipelines and associated reporting.</w:t>
-      </w:r>
-    </w:p>
-    <w:p>
-      <w:r>
-        <w:t>Permissions / controls: Access scope must be assigned and tested explicitly.</w:t>
-      </w:r>
-    </w:p>
-    <w:p>
-      <w:pPr>
-        <w:pStyle w:val="Heading1"/>
-      </w:pPr>
-      <w:r>
-        <w:t>4. Role–permission matrix</w:t>
+        <w:rPr>
+          <w:rFonts w:ascii="Calibri" w:hAnsi="Calibri"/>
+          <w:b/>
+          <w:color w:val="0F172A"/>
+          <w:sz w:val="30"/>
+        </w:rPr>
+        <w:t>3. Comprehensive Persona Profiles &amp; Edge Actors (P-01 to P-12)</w:t>
       </w:r>
     </w:p>
     <w:tbl>
       <w:tblPr>
-        <w:tblStyle w:val="LightShading-Accent1"/>
         <w:tblW w:type="auto" w:w="0"/>
         <w:jc w:val="center"/>
+        <w:tblLayout w:type="fixed"/>
         <w:tblLook w:firstColumn="1" w:firstRow="1" w:lastColumn="0" w:lastRow="0" w:noHBand="0" w:noVBand="1" w:val="04A0"/>
       </w:tblPr>
       <w:tblGrid>
-        <w:gridCol w:w="3360"/>
-        <w:gridCol w:w="3360"/>
-        <w:gridCol w:w="3360"/>
+        <w:gridCol w:w="1560"/>
+        <w:gridCol w:w="1560"/>
+        <w:gridCol w:w="1560"/>
+        <w:gridCol w:w="1560"/>
+        <w:gridCol w:w="1560"/>
+        <w:gridCol w:w="1560"/>
       </w:tblGrid>
       <w:tr>
         <w:tc>
           <w:tcPr>
-            <w:tcW w:type="dxa" w:w="1843"/>
-            <w:shd w:fill="193556"/>
+            <w:tcW w:type="dxa" w:w="1152"/>
+            <w:shd w:fill="1E3A8A"/>
           </w:tcPr>
           <w:p>
+            <w:pPr>
+              <w:jc w:val="left"/>
+            </w:pPr>
             <w:r>
               <w:rPr>
+                <w:rFonts w:ascii="Calibri" w:hAnsi="Calibri"/>
                 <w:b/>
                 <w:color w:val="FFFFFF"/>
-                <w:sz w:val="16"/>
+                <w:sz w:val="18"/>
               </w:rPr>
-              <w:t>Role</w:t>
+              <w:t>Persona ID</w:t>
             </w:r>
           </w:p>
         </w:tc>
         <w:tc>
           <w:tcPr>
-            <w:tcW w:type="dxa" w:w="4392"/>
-            <w:shd w:fill="193556"/>
+            <w:tcW w:type="dxa" w:w="2016"/>
+            <w:shd w:fill="1E3A8A"/>
           </w:tcPr>
           <w:p>
+            <w:pPr>
+              <w:jc w:val="left"/>
+            </w:pPr>
             <w:r>
               <w:rPr>
+                <w:rFonts w:ascii="Calibri" w:hAnsi="Calibri"/>
                 <w:b/>
                 <w:color w:val="FFFFFF"/>
-                <w:sz w:val="16"/>
+                <w:sz w:val="18"/>
               </w:rPr>
-              <w:t>Typical permitted actions</w:t>
+              <w:t>Name &amp; Role</w:t>
             </w:r>
           </w:p>
         </w:tc>
         <w:tc>
           <w:tcPr>
-            <w:tcW w:type="dxa" w:w="4248"/>
-            <w:shd w:fill="193556"/>
+            <w:tcW w:type="dxa" w:w="1584"/>
+            <w:shd w:fill="1E3A8A"/>
           </w:tcPr>
           <w:p>
+            <w:pPr>
+              <w:jc w:val="left"/>
+            </w:pPr>
             <w:r>
               <w:rPr>
+                <w:rFonts w:ascii="Calibri" w:hAnsi="Calibri"/>
                 <w:b/>
                 <w:color w:val="FFFFFF"/>
-                <w:sz w:val="16"/>
+                <w:sz w:val="18"/>
               </w:rPr>
-              <w:t>Restrictions / checks</w:t>
+              <w:t>Actor Type</w:t>
+            </w:r>
+          </w:p>
+        </w:tc>
+        <w:tc>
+          <w:tcPr>
+            <w:tcW w:type="dxa" w:w="2016"/>
+            <w:shd w:fill="1E3A8A"/>
+          </w:tcPr>
+          <w:p>
+            <w:pPr>
+              <w:jc w:val="left"/>
+            </w:pPr>
+            <w:r>
+              <w:rPr>
+                <w:rFonts w:ascii="Calibri" w:hAnsi="Calibri"/>
+                <w:b/>
+                <w:color w:val="FFFFFF"/>
+                <w:sz w:val="18"/>
+              </w:rPr>
+              <w:t>Frequency of Use</w:t>
+            </w:r>
+          </w:p>
+        </w:tc>
+        <w:tc>
+          <w:tcPr>
+            <w:tcW w:type="dxa" w:w="1440"/>
+            <w:shd w:fill="1E3A8A"/>
+          </w:tcPr>
+          <w:p>
+            <w:pPr>
+              <w:jc w:val="left"/>
+            </w:pPr>
+            <w:r>
+              <w:rPr>
+                <w:rFonts w:ascii="Calibri" w:hAnsi="Calibri"/>
+                <w:b/>
+                <w:color w:val="FFFFFF"/>
+                <w:sz w:val="18"/>
+              </w:rPr>
+              <w:t>Mapped REQs</w:t>
+            </w:r>
+          </w:p>
+        </w:tc>
+        <w:tc>
+          <w:tcPr>
+            <w:tcW w:type="dxa" w:w="1872"/>
+            <w:shd w:fill="1E3A8A"/>
+          </w:tcPr>
+          <w:p>
+            <w:pPr>
+              <w:jc w:val="left"/>
+            </w:pPr>
+            <w:r>
+              <w:rPr>
+                <w:rFonts w:ascii="Calibri" w:hAnsi="Calibri"/>
+                <w:b/>
+                <w:color w:val="FFFFFF"/>
+                <w:sz w:val="18"/>
+              </w:rPr>
+              <w:t>Key Database Guardrail</w:t>
             </w:r>
           </w:p>
         </w:tc>
@@ -745,43 +1111,115 @@
       <w:tr>
         <w:tc>
           <w:tcPr>
-            <w:tcW w:type="dxa" w:w="1843"/>
-            <w:vAlign w:val="top"/>
+            <w:tcW w:type="dxa" w:w="1152"/>
+            <w:shd w:fill="FFFFFF"/>
           </w:tcPr>
           <w:p>
+            <w:pPr>
+              <w:jc w:val="left"/>
+            </w:pPr>
             <w:r>
               <w:rPr>
-                <w:sz w:val="15"/>
+                <w:rFonts w:ascii="Calibri" w:hAnsi="Calibri"/>
+                <w:color w:val="334155"/>
+                <w:sz w:val="17"/>
               </w:rPr>
-              <w:t>Super Admin</w:t>
+              <w:t>P-01</w:t>
             </w:r>
           </w:p>
         </w:tc>
         <w:tc>
           <w:tcPr>
-            <w:tcW w:type="dxa" w:w="4392"/>
-            <w:vAlign w:val="top"/>
+            <w:tcW w:type="dxa" w:w="2016"/>
+            <w:shd w:fill="FFFFFF"/>
           </w:tcPr>
           <w:p>
+            <w:pPr>
+              <w:jc w:val="left"/>
+            </w:pPr>
             <w:r>
               <w:rPr>
-                <w:sz w:val="15"/>
+                <w:rFonts w:ascii="Calibri" w:hAnsi="Calibri"/>
+                <w:color w:val="334155"/>
+                <w:sz w:val="17"/>
               </w:rPr>
-              <w:t>Platform configuration and high-privilege administration.</w:t>
+              <w:t>Asha (Senior Recruiter)</w:t>
             </w:r>
           </w:p>
         </w:tc>
         <w:tc>
           <w:tcPr>
-            <w:tcW w:type="dxa" w:w="4248"/>
-            <w:vAlign w:val="top"/>
+            <w:tcW w:type="dxa" w:w="1584"/>
+            <w:shd w:fill="FFFFFF"/>
           </w:tcPr>
           <w:p>
+            <w:pPr>
+              <w:jc w:val="left"/>
+            </w:pPr>
             <w:r>
               <w:rPr>
-                <w:sz w:val="15"/>
+                <w:rFonts w:ascii="Calibri" w:hAnsi="Calibri"/>
+                <w:color w:val="334155"/>
+                <w:sz w:val="17"/>
               </w:rPr>
-              <w:t>Privileged actions audited; separate high-privilege access.</w:t>
+              <w:t>CORE_HUMAN</w:t>
+            </w:r>
+          </w:p>
+        </w:tc>
+        <w:tc>
+          <w:tcPr>
+            <w:tcW w:type="dxa" w:w="2016"/>
+            <w:shd w:fill="FFFFFF"/>
+          </w:tcPr>
+          <w:p>
+            <w:pPr>
+              <w:jc w:val="left"/>
+            </w:pPr>
+            <w:r>
+              <w:rPr>
+                <w:rFonts w:ascii="Calibri" w:hAnsi="Calibri"/>
+                <w:color w:val="334155"/>
+                <w:sz w:val="17"/>
+              </w:rPr>
+              <w:t>Daily Continuous (50-150 / day)</w:t>
+            </w:r>
+          </w:p>
+        </w:tc>
+        <w:tc>
+          <w:tcPr>
+            <w:tcW w:type="dxa" w:w="1440"/>
+            <w:shd w:fill="FFFFFF"/>
+          </w:tcPr>
+          <w:p>
+            <w:pPr>
+              <w:jc w:val="left"/>
+            </w:pPr>
+            <w:r>
+              <w:rPr>
+                <w:rFonts w:ascii="Calibri" w:hAnsi="Calibri"/>
+                <w:color w:val="334155"/>
+                <w:sz w:val="17"/>
+              </w:rPr>
+              <w:t>REQ-02, 07, 08, 13, 18, 24</w:t>
+            </w:r>
+          </w:p>
+        </w:tc>
+        <w:tc>
+          <w:tcPr>
+            <w:tcW w:type="dxa" w:w="1872"/>
+            <w:shd w:fill="FFFFFF"/>
+          </w:tcPr>
+          <w:p>
+            <w:pPr>
+              <w:jc w:val="left"/>
+            </w:pPr>
+            <w:r>
+              <w:rPr>
+                <w:rFonts w:ascii="Calibri" w:hAnsi="Calibri"/>
+                <w:color w:val="334155"/>
+                <w:sz w:val="17"/>
+              </w:rPr>
+              <w:t>Restricted strictly to hiring organisation_id via PostgreSQL RLS.</w:t>
             </w:r>
           </w:p>
         </w:tc>
@@ -789,43 +1227,115 @@
       <w:tr>
         <w:tc>
           <w:tcPr>
-            <w:tcW w:type="dxa" w:w="1843"/>
-            <w:vAlign w:val="top"/>
+            <w:tcW w:type="dxa" w:w="1152"/>
+            <w:shd w:fill="F8FAFC"/>
           </w:tcPr>
           <w:p>
+            <w:pPr>
+              <w:jc w:val="left"/>
+            </w:pPr>
             <w:r>
               <w:rPr>
-                <w:sz w:val="15"/>
+                <w:rFonts w:ascii="Calibri" w:hAnsi="Calibri"/>
+                <w:color w:val="334155"/>
+                <w:sz w:val="17"/>
               </w:rPr>
-              <w:t>Admin</w:t>
+              <w:t>P-02</w:t>
             </w:r>
           </w:p>
         </w:tc>
         <w:tc>
           <w:tcPr>
-            <w:tcW w:type="dxa" w:w="4392"/>
-            <w:vAlign w:val="top"/>
+            <w:tcW w:type="dxa" w:w="2016"/>
+            <w:shd w:fill="F8FAFC"/>
           </w:tcPr>
           <w:p>
+            <w:pPr>
+              <w:jc w:val="left"/>
+            </w:pPr>
             <w:r>
               <w:rPr>
-                <w:sz w:val="15"/>
+                <w:rFonts w:ascii="Calibri" w:hAnsi="Calibri"/>
+                <w:color w:val="334155"/>
+                <w:sz w:val="17"/>
               </w:rPr>
-              <w:t>Approved administrative tasks and configuration.</w:t>
+              <w:t>Rohan (Candidate)</w:t>
             </w:r>
           </w:p>
         </w:tc>
         <w:tc>
           <w:tcPr>
-            <w:tcW w:type="dxa" w:w="4248"/>
-            <w:vAlign w:val="top"/>
+            <w:tcW w:type="dxa" w:w="1584"/>
+            <w:shd w:fill="F8FAFC"/>
           </w:tcPr>
           <w:p>
+            <w:pPr>
+              <w:jc w:val="left"/>
+            </w:pPr>
             <w:r>
               <w:rPr>
-                <w:sz w:val="15"/>
+                <w:rFonts w:ascii="Calibri" w:hAnsi="Calibri"/>
+                <w:color w:val="334155"/>
+                <w:sz w:val="17"/>
               </w:rPr>
-              <w:t>Cannot rewrite immutable audit/financial history.</w:t>
+              <w:t>CORE_HUMAN</w:t>
+            </w:r>
+          </w:p>
+        </w:tc>
+        <w:tc>
+          <w:tcPr>
+            <w:tcW w:type="dxa" w:w="2016"/>
+            <w:shd w:fill="F8FAFC"/>
+          </w:tcPr>
+          <w:p>
+            <w:pPr>
+              <w:jc w:val="left"/>
+            </w:pPr>
+            <w:r>
+              <w:rPr>
+                <w:rFonts w:ascii="Calibri" w:hAnsi="Calibri"/>
+                <w:color w:val="334155"/>
+                <w:sz w:val="17"/>
+              </w:rPr>
+              <w:t>Weekly Interactive (5-15 / week)</w:t>
+            </w:r>
+          </w:p>
+        </w:tc>
+        <w:tc>
+          <w:tcPr>
+            <w:tcW w:type="dxa" w:w="1440"/>
+            <w:shd w:fill="F8FAFC"/>
+          </w:tcPr>
+          <w:p>
+            <w:pPr>
+              <w:jc w:val="left"/>
+            </w:pPr>
+            <w:r>
+              <w:rPr>
+                <w:rFonts w:ascii="Calibri" w:hAnsi="Calibri"/>
+                <w:color w:val="334155"/>
+                <w:sz w:val="17"/>
+              </w:rPr>
+              <w:t>REQ-01, 02, 06, 10, 14, 23</w:t>
+            </w:r>
+          </w:p>
+        </w:tc>
+        <w:tc>
+          <w:tcPr>
+            <w:tcW w:type="dxa" w:w="1872"/>
+            <w:shd w:fill="F8FAFC"/>
+          </w:tcPr>
+          <w:p>
+            <w:pPr>
+              <w:jc w:val="left"/>
+            </w:pPr>
+            <w:r>
+              <w:rPr>
+                <w:rFonts w:ascii="Calibri" w:hAnsi="Calibri"/>
+                <w:color w:val="334155"/>
+                <w:sz w:val="17"/>
+              </w:rPr>
+              <w:t>Anti-join privacy view completely hides profile from candidate_block_list.</w:t>
             </w:r>
           </w:p>
         </w:tc>
@@ -833,43 +1343,115 @@
       <w:tr>
         <w:tc>
           <w:tcPr>
-            <w:tcW w:type="dxa" w:w="1843"/>
-            <w:vAlign w:val="top"/>
+            <w:tcW w:type="dxa" w:w="1152"/>
+            <w:shd w:fill="FFFFFF"/>
           </w:tcPr>
           <w:p>
+            <w:pPr>
+              <w:jc w:val="left"/>
+            </w:pPr>
             <w:r>
               <w:rPr>
-                <w:sz w:val="15"/>
+                <w:rFonts w:ascii="Calibri" w:hAnsi="Calibri"/>
+                <w:color w:val="334155"/>
+                <w:sz w:val="17"/>
               </w:rPr>
-              <w:t>Account Admin</w:t>
+              <w:t>P-03</w:t>
             </w:r>
           </w:p>
         </w:tc>
         <w:tc>
           <w:tcPr>
-            <w:tcW w:type="dxa" w:w="4392"/>
-            <w:vAlign w:val="top"/>
+            <w:tcW w:type="dxa" w:w="2016"/>
+            <w:shd w:fill="FFFFFF"/>
           </w:tcPr>
           <w:p>
+            <w:pPr>
+              <w:jc w:val="left"/>
+            </w:pPr>
             <w:r>
               <w:rPr>
-                <w:sz w:val="15"/>
+                <w:rFonts w:ascii="Calibri" w:hAnsi="Calibri"/>
+                <w:color w:val="334155"/>
+                <w:sz w:val="17"/>
               </w:rPr>
-              <w:t>Own account, recruiter mapping, seat/device allocation.</w:t>
+              <w:t>Kabir (Gig Freelancer)</w:t>
             </w:r>
           </w:p>
         </w:tc>
         <w:tc>
           <w:tcPr>
-            <w:tcW w:type="dxa" w:w="4248"/>
-            <w:vAlign w:val="top"/>
+            <w:tcW w:type="dxa" w:w="1584"/>
+            <w:shd w:fill="FFFFFF"/>
           </w:tcPr>
           <w:p>
+            <w:pPr>
+              <w:jc w:val="left"/>
+            </w:pPr>
             <w:r>
               <w:rPr>
-                <w:sz w:val="15"/>
+                <w:rFonts w:ascii="Calibri" w:hAnsi="Calibri"/>
+                <w:color w:val="334155"/>
+                <w:sz w:val="17"/>
               </w:rPr>
-              <w:t>No cross-tenant access or quota bypass.</w:t>
+              <w:t>CORE_HUMAN</w:t>
+            </w:r>
+          </w:p>
+        </w:tc>
+        <w:tc>
+          <w:tcPr>
+            <w:tcW w:type="dxa" w:w="2016"/>
+            <w:shd w:fill="FFFFFF"/>
+          </w:tcPr>
+          <w:p>
+            <w:pPr>
+              <w:jc w:val="left"/>
+            </w:pPr>
+            <w:r>
+              <w:rPr>
+                <w:rFonts w:ascii="Calibri" w:hAnsi="Calibri"/>
+                <w:color w:val="334155"/>
+                <w:sz w:val="17"/>
+              </w:rPr>
+              <w:t>Daily On-Demand (10-30 / day)</w:t>
+            </w:r>
+          </w:p>
+        </w:tc>
+        <w:tc>
+          <w:tcPr>
+            <w:tcW w:type="dxa" w:w="1440"/>
+            <w:shd w:fill="FFFFFF"/>
+          </w:tcPr>
+          <w:p>
+            <w:pPr>
+              <w:jc w:val="left"/>
+            </w:pPr>
+            <w:r>
+              <w:rPr>
+                <w:rFonts w:ascii="Calibri" w:hAnsi="Calibri"/>
+                <w:color w:val="334155"/>
+                <w:sz w:val="17"/>
+              </w:rPr>
+              <w:t>REQ-04, 15, 17, 20</w:t>
+            </w:r>
+          </w:p>
+        </w:tc>
+        <w:tc>
+          <w:tcPr>
+            <w:tcW w:type="dxa" w:w="1872"/>
+            <w:shd w:fill="FFFFFF"/>
+          </w:tcPr>
+          <w:p>
+            <w:pPr>
+              <w:jc w:val="left"/>
+            </w:pPr>
+            <w:r>
+              <w:rPr>
+                <w:rFonts w:ascii="Calibri" w:hAnsi="Calibri"/>
+                <w:color w:val="334155"/>
+                <w:sz w:val="17"/>
+              </w:rPr>
+              <w:t>GiST exclusion constraint prevents double-booking on overlapping dates.</w:t>
             </w:r>
           </w:p>
         </w:tc>
@@ -877,43 +1459,115 @@
       <w:tr>
         <w:tc>
           <w:tcPr>
-            <w:tcW w:type="dxa" w:w="1843"/>
-            <w:vAlign w:val="top"/>
+            <w:tcW w:type="dxa" w:w="1152"/>
+            <w:shd w:fill="F8FAFC"/>
           </w:tcPr>
           <w:p>
+            <w:pPr>
+              <w:jc w:val="left"/>
+            </w:pPr>
             <w:r>
               <w:rPr>
-                <w:sz w:val="15"/>
+                <w:rFonts w:ascii="Calibri" w:hAnsi="Calibri"/>
+                <w:color w:val="334155"/>
+                <w:sz w:val="17"/>
               </w:rPr>
-              <w:t>Guest</w:t>
+              <w:t>P-04</w:t>
             </w:r>
           </w:p>
         </w:tc>
         <w:tc>
           <w:tcPr>
-            <w:tcW w:type="dxa" w:w="4392"/>
-            <w:vAlign w:val="top"/>
+            <w:tcW w:type="dxa" w:w="2016"/>
+            <w:shd w:fill="F8FAFC"/>
           </w:tcPr>
           <w:p>
+            <w:pPr>
+              <w:jc w:val="left"/>
+            </w:pPr>
             <w:r>
               <w:rPr>
-                <w:sz w:val="15"/>
+                <w:rFonts w:ascii="Calibri" w:hAnsi="Calibri"/>
+                <w:color w:val="334155"/>
+                <w:sz w:val="17"/>
               </w:rPr>
-              <w:t>Public/non-authenticated surfaces allowed by product policy.</w:t>
+              <w:t>Meera (VP Talent Acquisition)</w:t>
             </w:r>
           </w:p>
         </w:tc>
         <w:tc>
           <w:tcPr>
-            <w:tcW w:type="dxa" w:w="4248"/>
-            <w:vAlign w:val="top"/>
+            <w:tcW w:type="dxa" w:w="1584"/>
+            <w:shd w:fill="F8FAFC"/>
           </w:tcPr>
           <w:p>
+            <w:pPr>
+              <w:jc w:val="left"/>
+            </w:pPr>
             <w:r>
               <w:rPr>
-                <w:sz w:val="15"/>
+                <w:rFonts w:ascii="Calibri" w:hAnsi="Calibri"/>
+                <w:color w:val="334155"/>
+                <w:sz w:val="17"/>
               </w:rPr>
-              <w:t>No private candidate/company/billing records.</w:t>
+              <w:t>CORE_HUMAN</w:t>
+            </w:r>
+          </w:p>
+        </w:tc>
+        <w:tc>
+          <w:tcPr>
+            <w:tcW w:type="dxa" w:w="2016"/>
+            <w:shd w:fill="F8FAFC"/>
+          </w:tcPr>
+          <w:p>
+            <w:pPr>
+              <w:jc w:val="left"/>
+            </w:pPr>
+            <w:r>
+              <w:rPr>
+                <w:rFonts w:ascii="Calibri" w:hAnsi="Calibri"/>
+                <w:color w:val="334155"/>
+                <w:sz w:val="17"/>
+              </w:rPr>
+              <w:t>Weekly Strategic (1-3 sessions / wk)</w:t>
+            </w:r>
+          </w:p>
+        </w:tc>
+        <w:tc>
+          <w:tcPr>
+            <w:tcW w:type="dxa" w:w="1440"/>
+            <w:shd w:fill="F8FAFC"/>
+          </w:tcPr>
+          <w:p>
+            <w:pPr>
+              <w:jc w:val="left"/>
+            </w:pPr>
+            <w:r>
+              <w:rPr>
+                <w:rFonts w:ascii="Calibri" w:hAnsi="Calibri"/>
+                <w:color w:val="334155"/>
+                <w:sz w:val="17"/>
+              </w:rPr>
+              <w:t>REQ-04, 14, 19, 24</w:t>
+            </w:r>
+          </w:p>
+        </w:tc>
+        <w:tc>
+          <w:tcPr>
+            <w:tcW w:type="dxa" w:w="1872"/>
+            <w:shd w:fill="F8FAFC"/>
+          </w:tcPr>
+          <w:p>
+            <w:pPr>
+              <w:jc w:val="left"/>
+            </w:pPr>
+            <w:r>
+              <w:rPr>
+                <w:rFonts w:ascii="Calibri" w:hAnsi="Calibri"/>
+                <w:color w:val="334155"/>
+                <w:sz w:val="17"/>
+              </w:rPr>
+              <w:t>Read-only analytical queries against aggregate reporting marts.</w:t>
             </w:r>
           </w:p>
         </w:tc>
@@ -921,43 +1575,115 @@
       <w:tr>
         <w:tc>
           <w:tcPr>
-            <w:tcW w:type="dxa" w:w="1843"/>
-            <w:vAlign w:val="top"/>
+            <w:tcW w:type="dxa" w:w="1152"/>
+            <w:shd w:fill="FFFFFF"/>
           </w:tcPr>
           <w:p>
+            <w:pPr>
+              <w:jc w:val="left"/>
+            </w:pPr>
             <w:r>
               <w:rPr>
-                <w:sz w:val="15"/>
+                <w:rFonts w:ascii="Calibri" w:hAnsi="Calibri"/>
+                <w:color w:val="334155"/>
+                <w:sz w:val="17"/>
               </w:rPr>
-              <w:t>Candidate</w:t>
+              <w:t>P-05</w:t>
             </w:r>
           </w:p>
         </w:tc>
         <w:tc>
           <w:tcPr>
-            <w:tcW w:type="dxa" w:w="4392"/>
-            <w:vAlign w:val="top"/>
+            <w:tcW w:type="dxa" w:w="2016"/>
+            <w:shd w:fill="FFFFFF"/>
           </w:tcPr>
           <w:p>
+            <w:pPr>
+              <w:jc w:val="left"/>
+            </w:pPr>
             <w:r>
               <w:rPr>
-                <w:sz w:val="15"/>
+                <w:rFonts w:ascii="Calibri" w:hAnsi="Calibri"/>
+                <w:color w:val="334155"/>
+                <w:sz w:val="17"/>
               </w:rPr>
-              <w:t>Own profile, resume, consent, preferences and applications.</w:t>
+              <w:t>Dev (Staffing Director)</w:t>
             </w:r>
           </w:p>
         </w:tc>
         <w:tc>
           <w:tcPr>
-            <w:tcW w:type="dxa" w:w="4248"/>
-            <w:vAlign w:val="top"/>
+            <w:tcW w:type="dxa" w:w="1584"/>
+            <w:shd w:fill="FFFFFF"/>
           </w:tcPr>
           <w:p>
+            <w:pPr>
+              <w:jc w:val="left"/>
+            </w:pPr>
             <w:r>
               <w:rPr>
-                <w:sz w:val="15"/>
+                <w:rFonts w:ascii="Calibri" w:hAnsi="Calibri"/>
+                <w:color w:val="334155"/>
+                <w:sz w:val="17"/>
               </w:rPr>
-              <w:t>Cannot read other candidates’ private records.</w:t>
+              <w:t>CORE_HUMAN</w:t>
+            </w:r>
+          </w:p>
+        </w:tc>
+        <w:tc>
+          <w:tcPr>
+            <w:tcW w:type="dxa" w:w="2016"/>
+            <w:shd w:fill="FFFFFF"/>
+          </w:tcPr>
+          <w:p>
+            <w:pPr>
+              <w:jc w:val="left"/>
+            </w:pPr>
+            <w:r>
+              <w:rPr>
+                <w:rFonts w:ascii="Calibri" w:hAnsi="Calibri"/>
+                <w:color w:val="334155"/>
+                <w:sz w:val="17"/>
+              </w:rPr>
+              <w:t>Daily Continuous (100+ / day)</w:t>
+            </w:r>
+          </w:p>
+        </w:tc>
+        <w:tc>
+          <w:tcPr>
+            <w:tcW w:type="dxa" w:w="1440"/>
+            <w:shd w:fill="FFFFFF"/>
+          </w:tcPr>
+          <w:p>
+            <w:pPr>
+              <w:jc w:val="left"/>
+            </w:pPr>
+            <w:r>
+              <w:rPr>
+                <w:rFonts w:ascii="Calibri" w:hAnsi="Calibri"/>
+                <w:color w:val="334155"/>
+                <w:sz w:val="17"/>
+              </w:rPr>
+              <w:t>REQ-04, 08, 18, 24</w:t>
+            </w:r>
+          </w:p>
+        </w:tc>
+        <w:tc>
+          <w:tcPr>
+            <w:tcW w:type="dxa" w:w="1872"/>
+            <w:shd w:fill="FFFFFF"/>
+          </w:tcPr>
+          <w:p>
+            <w:pPr>
+              <w:jc w:val="left"/>
+            </w:pPr>
+            <w:r>
+              <w:rPr>
+                <w:rFonts w:ascii="Calibri" w:hAnsi="Calibri"/>
+                <w:color w:val="334155"/>
+                <w:sz w:val="17"/>
+              </w:rPr>
+              <w:t>Access restricted to client requisitions with active sourcing contracts.</w:t>
             </w:r>
           </w:p>
         </w:tc>
@@ -965,43 +1691,115 @@
       <w:tr>
         <w:tc>
           <w:tcPr>
-            <w:tcW w:type="dxa" w:w="1843"/>
-            <w:vAlign w:val="top"/>
+            <w:tcW w:type="dxa" w:w="1152"/>
+            <w:shd w:fill="F8FAFC"/>
           </w:tcPr>
           <w:p>
+            <w:pPr>
+              <w:jc w:val="left"/>
+            </w:pPr>
             <w:r>
               <w:rPr>
-                <w:sz w:val="15"/>
+                <w:rFonts w:ascii="Calibri" w:hAnsi="Calibri"/>
+                <w:color w:val="334155"/>
+                <w:sz w:val="17"/>
               </w:rPr>
-              <w:t>Employer / client</w:t>
+              <w:t>P-06</w:t>
             </w:r>
           </w:p>
         </w:tc>
         <w:tc>
           <w:tcPr>
-            <w:tcW w:type="dxa" w:w="4392"/>
-            <w:vAlign w:val="top"/>
+            <w:tcW w:type="dxa" w:w="2016"/>
+            <w:shd w:fill="F8FAFC"/>
           </w:tcPr>
           <w:p>
+            <w:pPr>
+              <w:jc w:val="left"/>
+            </w:pPr>
             <w:r>
               <w:rPr>
-                <w:sz w:val="15"/>
+                <w:rFonts w:ascii="Calibri" w:hAnsi="Calibri"/>
+                <w:color w:val="334155"/>
+                <w:sz w:val="17"/>
               </w:rPr>
-              <w:t>Own organisation’s requisitions and pipeline.</w:t>
+              <w:t>Nisha (IT Tenancy Admin)</w:t>
             </w:r>
           </w:p>
         </w:tc>
         <w:tc>
           <w:tcPr>
-            <w:tcW w:type="dxa" w:w="4248"/>
-            <w:vAlign w:val="top"/>
+            <w:tcW w:type="dxa" w:w="1584"/>
+            <w:shd w:fill="F8FAFC"/>
           </w:tcPr>
           <w:p>
+            <w:pPr>
+              <w:jc w:val="left"/>
+            </w:pPr>
             <w:r>
               <w:rPr>
-                <w:sz w:val="15"/>
+                <w:rFonts w:ascii="Calibri" w:hAnsi="Calibri"/>
+                <w:color w:val="334155"/>
+                <w:sz w:val="17"/>
               </w:rPr>
-              <w:t>Respect candidate blocking and tenant boundaries.</w:t>
+              <w:t>CORE_HUMAN</w:t>
+            </w:r>
+          </w:p>
+        </w:tc>
+        <w:tc>
+          <w:tcPr>
+            <w:tcW w:type="dxa" w:w="2016"/>
+            <w:shd w:fill="F8FAFC"/>
+          </w:tcPr>
+          <w:p>
+            <w:pPr>
+              <w:jc w:val="left"/>
+            </w:pPr>
+            <w:r>
+              <w:rPr>
+                <w:rFonts w:ascii="Calibri" w:hAnsi="Calibri"/>
+                <w:color w:val="334155"/>
+                <w:sz w:val="17"/>
+              </w:rPr>
+              <w:t>Weekly Administrative (5-10 / wk)</w:t>
+            </w:r>
+          </w:p>
+        </w:tc>
+        <w:tc>
+          <w:tcPr>
+            <w:tcW w:type="dxa" w:w="1440"/>
+            <w:shd w:fill="F8FAFC"/>
+          </w:tcPr>
+          <w:p>
+            <w:pPr>
+              <w:jc w:val="left"/>
+            </w:pPr>
+            <w:r>
+              <w:rPr>
+                <w:rFonts w:ascii="Calibri" w:hAnsi="Calibri"/>
+                <w:color w:val="334155"/>
+                <w:sz w:val="17"/>
+              </w:rPr>
+              <w:t>REQ-13, 16, 19, 20</w:t>
+            </w:r>
+          </w:p>
+        </w:tc>
+        <w:tc>
+          <w:tcPr>
+            <w:tcW w:type="dxa" w:w="1872"/>
+            <w:shd w:fill="F8FAFC"/>
+          </w:tcPr>
+          <w:p>
+            <w:pPr>
+              <w:jc w:val="left"/>
+            </w:pPr>
+            <w:r>
+              <w:rPr>
+                <w:rFonts w:ascii="Calibri" w:hAnsi="Calibri"/>
+                <w:color w:val="334155"/>
+                <w:sz w:val="17"/>
+              </w:rPr>
+              <w:t>Seat assignments blocked at database layer when exceeding max_seats.</w:t>
             </w:r>
           </w:p>
         </w:tc>
@@ -1009,43 +1807,115 @@
       <w:tr>
         <w:tc>
           <w:tcPr>
-            <w:tcW w:type="dxa" w:w="1843"/>
-            <w:vAlign w:val="top"/>
+            <w:tcW w:type="dxa" w:w="1152"/>
+            <w:shd w:fill="FFFFFF"/>
           </w:tcPr>
           <w:p>
+            <w:pPr>
+              <w:jc w:val="left"/>
+            </w:pPr>
             <w:r>
               <w:rPr>
-                <w:sz w:val="15"/>
+                <w:rFonts w:ascii="Calibri" w:hAnsi="Calibri"/>
+                <w:color w:val="334155"/>
+                <w:sz w:val="17"/>
               </w:rPr>
-              <w:t>Recruiter</w:t>
+              <w:t>P-07</w:t>
             </w:r>
           </w:p>
         </w:tc>
         <w:tc>
           <w:tcPr>
-            <w:tcW w:type="dxa" w:w="4392"/>
-            <w:vAlign w:val="top"/>
+            <w:tcW w:type="dxa" w:w="2016"/>
+            <w:shd w:fill="FFFFFF"/>
           </w:tcPr>
           <w:p>
+            <w:pPr>
+              <w:jc w:val="left"/>
+            </w:pPr>
             <w:r>
               <w:rPr>
-                <w:sz w:val="15"/>
+                <w:rFonts w:ascii="Calibri" w:hAnsi="Calibri"/>
+                <w:color w:val="334155"/>
+                <w:sz w:val="17"/>
               </w:rPr>
-              <w:t>Assigned-company requisitions, pipeline, candidate contact and profile download.</w:t>
+              <w:t>Prof. Verma (Campus Officer)</w:t>
             </w:r>
           </w:p>
         </w:tc>
         <w:tc>
           <w:tcPr>
-            <w:tcW w:type="dxa" w:w="4248"/>
-            <w:vAlign w:val="top"/>
+            <w:tcW w:type="dxa" w:w="1584"/>
+            <w:shd w:fill="FFFFFF"/>
           </w:tcPr>
           <w:p>
+            <w:pPr>
+              <w:jc w:val="left"/>
+            </w:pPr>
             <w:r>
               <w:rPr>
-                <w:sz w:val="15"/>
+                <w:rFonts w:ascii="Calibri" w:hAnsi="Calibri"/>
+                <w:color w:val="334155"/>
+                <w:sz w:val="17"/>
               </w:rPr>
-              <w:t>Cannot register candidate on their behalf; obey blocks/credits/seats.</w:t>
+              <w:t>CORE_HUMAN</w:t>
+            </w:r>
+          </w:p>
+        </w:tc>
+        <w:tc>
+          <w:tcPr>
+            <w:tcW w:type="dxa" w:w="2016"/>
+            <w:shd w:fill="FFFFFF"/>
+          </w:tcPr>
+          <w:p>
+            <w:pPr>
+              <w:jc w:val="left"/>
+            </w:pPr>
+            <w:r>
+              <w:rPr>
+                <w:rFonts w:ascii="Calibri" w:hAnsi="Calibri"/>
+                <w:color w:val="334155"/>
+                <w:sz w:val="17"/>
+              </w:rPr>
+              <w:t>Seasonal Cohort (Placement cycles)</w:t>
+            </w:r>
+          </w:p>
+        </w:tc>
+        <w:tc>
+          <w:tcPr>
+            <w:tcW w:type="dxa" w:w="1440"/>
+            <w:shd w:fill="FFFFFF"/>
+          </w:tcPr>
+          <w:p>
+            <w:pPr>
+              <w:jc w:val="left"/>
+            </w:pPr>
+            <w:r>
+              <w:rPr>
+                <w:rFonts w:ascii="Calibri" w:hAnsi="Calibri"/>
+                <w:color w:val="334155"/>
+                <w:sz w:val="17"/>
+              </w:rPr>
+              <w:t>REQ-07, 22, 23</w:t>
+            </w:r>
+          </w:p>
+        </w:tc>
+        <w:tc>
+          <w:tcPr>
+            <w:tcW w:type="dxa" w:w="1872"/>
+            <w:shd w:fill="FFFFFF"/>
+          </w:tcPr>
+          <w:p>
+            <w:pPr>
+              <w:jc w:val="left"/>
+            </w:pPr>
+            <w:r>
+              <w:rPr>
+                <w:rFonts w:ascii="Calibri" w:hAnsi="Calibri"/>
+                <w:color w:val="334155"/>
+                <w:sz w:val="17"/>
+              </w:rPr>
+              <w:t>Scope limited to candidate records matching associated educational institute.</w:t>
             </w:r>
           </w:p>
         </w:tc>
@@ -1053,43 +1923,115 @@
       <w:tr>
         <w:tc>
           <w:tcPr>
-            <w:tcW w:type="dxa" w:w="1843"/>
-            <w:vAlign w:val="top"/>
+            <w:tcW w:type="dxa" w:w="1152"/>
+            <w:shd w:fill="F8FAFC"/>
           </w:tcPr>
           <w:p>
+            <w:pPr>
+              <w:jc w:val="left"/>
+            </w:pPr>
             <w:r>
               <w:rPr>
-                <w:sz w:val="15"/>
+                <w:rFonts w:ascii="Calibri" w:hAnsi="Calibri"/>
+                <w:color w:val="334155"/>
+                <w:sz w:val="17"/>
               </w:rPr>
-              <w:t>Consultant</w:t>
+              <w:t>P-08</w:t>
             </w:r>
           </w:p>
         </w:tc>
         <w:tc>
           <w:tcPr>
-            <w:tcW w:type="dxa" w:w="4392"/>
-            <w:vAlign w:val="top"/>
+            <w:tcW w:type="dxa" w:w="2016"/>
+            <w:shd w:fill="F8FAFC"/>
           </w:tcPr>
           <w:p>
+            <w:pPr>
+              <w:jc w:val="left"/>
+            </w:pPr>
             <w:r>
               <w:rPr>
-                <w:sz w:val="15"/>
+                <w:rFonts w:ascii="Calibri" w:hAnsi="Calibri"/>
+                <w:color w:val="334155"/>
+                <w:sz w:val="17"/>
               </w:rPr>
-              <w:t>Approved sourcing requests, outreach and shortlist.</w:t>
+              <w:t>Ira (Data Privacy Officer)</w:t>
             </w:r>
           </w:p>
         </w:tc>
         <w:tc>
           <w:tcPr>
-            <w:tcW w:type="dxa" w:w="4248"/>
-            <w:vAlign w:val="top"/>
+            <w:tcW w:type="dxa" w:w="1584"/>
+            <w:shd w:fill="F8FAFC"/>
           </w:tcPr>
           <w:p>
+            <w:pPr>
+              <w:jc w:val="left"/>
+            </w:pPr>
             <w:r>
               <w:rPr>
-                <w:sz w:val="15"/>
+                <w:rFonts w:ascii="Calibri" w:hAnsi="Calibri"/>
+                <w:color w:val="334155"/>
+                <w:sz w:val="17"/>
               </w:rPr>
-              <w:t>Only open consultant jobs and accepted requests.</w:t>
+              <w:t>CORE_HUMAN</w:t>
+            </w:r>
+          </w:p>
+        </w:tc>
+        <w:tc>
+          <w:tcPr>
+            <w:tcW w:type="dxa" w:w="2016"/>
+            <w:shd w:fill="F8FAFC"/>
+          </w:tcPr>
+          <w:p>
+            <w:pPr>
+              <w:jc w:val="left"/>
+            </w:pPr>
+            <w:r>
+              <w:rPr>
+                <w:rFonts w:ascii="Calibri" w:hAnsi="Calibri"/>
+                <w:color w:val="334155"/>
+                <w:sz w:val="17"/>
+              </w:rPr>
+              <w:t>Monthly Audit (Periodic inspection)</w:t>
+            </w:r>
+          </w:p>
+        </w:tc>
+        <w:tc>
+          <w:tcPr>
+            <w:tcW w:type="dxa" w:w="1440"/>
+            <w:shd w:fill="F8FAFC"/>
+          </w:tcPr>
+          <w:p>
+            <w:pPr>
+              <w:jc w:val="left"/>
+            </w:pPr>
+            <w:r>
+              <w:rPr>
+                <w:rFonts w:ascii="Calibri" w:hAnsi="Calibri"/>
+                <w:color w:val="334155"/>
+                <w:sz w:val="17"/>
+              </w:rPr>
+              <w:t>REQ-09, 10, 11, 20</w:t>
+            </w:r>
+          </w:p>
+        </w:tc>
+        <w:tc>
+          <w:tcPr>
+            <w:tcW w:type="dxa" w:w="1872"/>
+            <w:shd w:fill="F8FAFC"/>
+          </w:tcPr>
+          <w:p>
+            <w:pPr>
+              <w:jc w:val="left"/>
+            </w:pPr>
+            <w:r>
+              <w:rPr>
+                <w:rFonts w:ascii="Calibri" w:hAnsi="Calibri"/>
+                <w:color w:val="334155"/>
+                <w:sz w:val="17"/>
+              </w:rPr>
+              <w:t>Full read access to immutable system_audit_event and consent records.</w:t>
             </w:r>
           </w:p>
         </w:tc>
@@ -1097,43 +2039,115 @@
       <w:tr>
         <w:tc>
           <w:tcPr>
-            <w:tcW w:type="dxa" w:w="1843"/>
-            <w:vAlign w:val="top"/>
+            <w:tcW w:type="dxa" w:w="1152"/>
+            <w:shd w:fill="FFFFFF"/>
           </w:tcPr>
           <w:p>
+            <w:pPr>
+              <w:jc w:val="left"/>
+            </w:pPr>
             <w:r>
               <w:rPr>
-                <w:sz w:val="15"/>
+                <w:rFonts w:ascii="Calibri" w:hAnsi="Calibri"/>
+                <w:color w:val="334155"/>
+                <w:sz w:val="17"/>
               </w:rPr>
-              <w:t>Placement Officer (TPO)</w:t>
+              <w:t>P-09</w:t>
             </w:r>
           </w:p>
         </w:tc>
         <w:tc>
           <w:tcPr>
-            <w:tcW w:type="dxa" w:w="4392"/>
-            <w:vAlign w:val="top"/>
+            <w:tcW w:type="dxa" w:w="2016"/>
+            <w:shd w:fill="FFFFFF"/>
           </w:tcPr>
           <w:p>
+            <w:pPr>
+              <w:jc w:val="left"/>
+            </w:pPr>
             <w:r>
               <w:rPr>
-                <w:sz w:val="15"/>
+                <w:rFonts w:ascii="Calibri" w:hAnsi="Calibri"/>
+                <w:color w:val="334155"/>
+                <w:sz w:val="17"/>
               </w:rPr>
-              <w:t>Authorised campus/fresher workflows.</w:t>
+              <w:t>Vikram (Startup Founder)</w:t>
             </w:r>
           </w:p>
         </w:tc>
         <w:tc>
           <w:tcPr>
-            <w:tcW w:type="dxa" w:w="4248"/>
-            <w:vAlign w:val="top"/>
+            <w:tcW w:type="dxa" w:w="1584"/>
+            <w:shd w:fill="FFFFFF"/>
           </w:tcPr>
           <w:p>
+            <w:pPr>
+              <w:jc w:val="left"/>
+            </w:pPr>
             <w:r>
               <w:rPr>
-                <w:sz w:val="15"/>
+                <w:rFonts w:ascii="Calibri" w:hAnsi="Calibri"/>
+                <w:color w:val="334155"/>
+                <w:sz w:val="17"/>
               </w:rPr>
-              <w:t>Explicit assignment and scope required.</w:t>
+              <w:t>CORE_HUMAN</w:t>
+            </w:r>
+          </w:p>
+        </w:tc>
+        <w:tc>
+          <w:tcPr>
+            <w:tcW w:type="dxa" w:w="2016"/>
+            <w:shd w:fill="FFFFFF"/>
+          </w:tcPr>
+          <w:p>
+            <w:pPr>
+              <w:jc w:val="left"/>
+            </w:pPr>
+            <w:r>
+              <w:rPr>
+                <w:rFonts w:ascii="Calibri" w:hAnsi="Calibri"/>
+                <w:color w:val="334155"/>
+                <w:sz w:val="17"/>
+              </w:rPr>
+              <w:t>Monthly On-Demand (As needs arise)</w:t>
+            </w:r>
+          </w:p>
+        </w:tc>
+        <w:tc>
+          <w:tcPr>
+            <w:tcW w:type="dxa" w:w="1440"/>
+            <w:shd w:fill="FFFFFF"/>
+          </w:tcPr>
+          <w:p>
+            <w:pPr>
+              <w:jc w:val="left"/>
+            </w:pPr>
+            <w:r>
+              <w:rPr>
+                <w:rFonts w:ascii="Calibri" w:hAnsi="Calibri"/>
+                <w:color w:val="334155"/>
+                <w:sz w:val="17"/>
+              </w:rPr>
+              <w:t>REQ-04, 15, 17</w:t>
+            </w:r>
+          </w:p>
+        </w:tc>
+        <w:tc>
+          <w:tcPr>
+            <w:tcW w:type="dxa" w:w="1872"/>
+            <w:shd w:fill="FFFFFF"/>
+          </w:tcPr>
+          <w:p>
+            <w:pPr>
+              <w:jc w:val="left"/>
+            </w:pPr>
+            <w:r>
+              <w:rPr>
+                <w:rFonts w:ascii="Calibri" w:hAnsi="Calibri"/>
+                <w:color w:val="334155"/>
+                <w:sz w:val="17"/>
+              </w:rPr>
+              <w:t>Pay-as-you-go wallet validation before gig contract execution.</w:t>
             </w:r>
           </w:p>
         </w:tc>
@@ -1141,43 +2155,115 @@
       <w:tr>
         <w:tc>
           <w:tcPr>
-            <w:tcW w:type="dxa" w:w="1843"/>
-            <w:vAlign w:val="top"/>
+            <w:tcW w:type="dxa" w:w="1152"/>
+            <w:shd w:fill="F8FAFC"/>
           </w:tcPr>
           <w:p>
+            <w:pPr>
+              <w:jc w:val="left"/>
+            </w:pPr>
             <w:r>
               <w:rPr>
-                <w:sz w:val="15"/>
+                <w:rFonts w:ascii="Calibri" w:hAnsi="Calibri"/>
+                <w:color w:val="334155"/>
+                <w:sz w:val="17"/>
               </w:rPr>
-              <w:t>System / worker</w:t>
+              <w:t>P-10</w:t>
             </w:r>
           </w:p>
         </w:tc>
         <w:tc>
           <w:tcPr>
-            <w:tcW w:type="dxa" w:w="4392"/>
-            <w:vAlign w:val="top"/>
+            <w:tcW w:type="dxa" w:w="2016"/>
+            <w:shd w:fill="F8FAFC"/>
           </w:tcPr>
           <w:p>
+            <w:pPr>
+              <w:jc w:val="left"/>
+            </w:pPr>
             <w:r>
               <w:rPr>
-                <w:sz w:val="15"/>
+                <w:rFonts w:ascii="Calibri" w:hAnsi="Calibri"/>
+                <w:color w:val="334155"/>
+                <w:sz w:val="17"/>
               </w:rPr>
-              <w:t>Queue, ETL, notifications and integration jobs.</w:t>
+              <w:t>Elena (Statutory Regulator)</w:t>
             </w:r>
           </w:p>
         </w:tc>
         <w:tc>
           <w:tcPr>
-            <w:tcW w:type="dxa" w:w="4248"/>
-            <w:vAlign w:val="top"/>
+            <w:tcW w:type="dxa" w:w="1584"/>
+            <w:shd w:fill="F8FAFC"/>
           </w:tcPr>
           <w:p>
+            <w:pPr>
+              <w:jc w:val="left"/>
+            </w:pPr>
             <w:r>
               <w:rPr>
-                <w:sz w:val="15"/>
+                <w:rFonts w:ascii="Calibri" w:hAnsi="Calibri"/>
+                <w:color w:val="334155"/>
+                <w:sz w:val="17"/>
               </w:rPr>
-              <w:t>Narrow service privileges and idempotent audited exchange.</w:t>
+              <w:t>EDGE_REGULATOR</w:t>
+            </w:r>
+          </w:p>
+        </w:tc>
+        <w:tc>
+          <w:tcPr>
+            <w:tcW w:type="dxa" w:w="2016"/>
+            <w:shd w:fill="F8FAFC"/>
+          </w:tcPr>
+          <w:p>
+            <w:pPr>
+              <w:jc w:val="left"/>
+            </w:pPr>
+            <w:r>
+              <w:rPr>
+                <w:rFonts w:ascii="Calibri" w:hAnsi="Calibri"/>
+                <w:color w:val="334155"/>
+                <w:sz w:val="17"/>
+              </w:rPr>
+              <w:t>Quarterly Formal / On-Demand</w:t>
+            </w:r>
+          </w:p>
+        </w:tc>
+        <w:tc>
+          <w:tcPr>
+            <w:tcW w:type="dxa" w:w="1440"/>
+            <w:shd w:fill="F8FAFC"/>
+          </w:tcPr>
+          <w:p>
+            <w:pPr>
+              <w:jc w:val="left"/>
+            </w:pPr>
+            <w:r>
+              <w:rPr>
+                <w:rFonts w:ascii="Calibri" w:hAnsi="Calibri"/>
+                <w:color w:val="334155"/>
+                <w:sz w:val="17"/>
+              </w:rPr>
+              <w:t>REQ-09, 10, 11, 20</w:t>
+            </w:r>
+          </w:p>
+        </w:tc>
+        <w:tc>
+          <w:tcPr>
+            <w:tcW w:type="dxa" w:w="1872"/>
+            <w:shd w:fill="F8FAFC"/>
+          </w:tcPr>
+          <w:p>
+            <w:pPr>
+              <w:jc w:val="left"/>
+            </w:pPr>
+            <w:r>
+              <w:rPr>
+                <w:rFonts w:ascii="Calibri" w:hAnsi="Calibri"/>
+                <w:color w:val="334155"/>
+                <w:sz w:val="17"/>
+              </w:rPr>
+              <w:t>Zero mutation permissions; SELECT on audit logs; immutable triggers protect logs.</w:t>
             </w:r>
           </w:p>
         </w:tc>
@@ -1185,43 +2271,231 @@
       <w:tr>
         <w:tc>
           <w:tcPr>
-            <w:tcW w:type="dxa" w:w="1843"/>
-            <w:vAlign w:val="top"/>
+            <w:tcW w:type="dxa" w:w="1152"/>
+            <w:shd w:fill="FFFFFF"/>
           </w:tcPr>
           <w:p>
+            <w:pPr>
+              <w:jc w:val="left"/>
+            </w:pPr>
             <w:r>
               <w:rPr>
-                <w:sz w:val="15"/>
+                <w:rFonts w:ascii="Calibri" w:hAnsi="Calibri"/>
+                <w:color w:val="334155"/>
+                <w:sz w:val="17"/>
               </w:rPr>
-              <w:t>Auditor / security</w:t>
+              <w:t>P-11</w:t>
             </w:r>
           </w:p>
         </w:tc>
         <w:tc>
           <w:tcPr>
-            <w:tcW w:type="dxa" w:w="4392"/>
-            <w:vAlign w:val="top"/>
+            <w:tcW w:type="dxa" w:w="2016"/>
+            <w:shd w:fill="FFFFFF"/>
           </w:tcPr>
           <w:p>
+            <w:pPr>
+              <w:jc w:val="left"/>
+            </w:pPr>
             <w:r>
               <w:rPr>
-                <w:sz w:val="15"/>
+                <w:rFonts w:ascii="Calibri" w:hAnsi="Calibri"/>
+                <w:color w:val="334155"/>
+                <w:sz w:val="17"/>
               </w:rPr>
-              <w:t>Review audit and verification evidence.</w:t>
+              <w:t>Tariq (Technical Support)</w:t>
             </w:r>
           </w:p>
         </w:tc>
         <w:tc>
           <w:tcPr>
-            <w:tcW w:type="dxa" w:w="4248"/>
-            <w:vAlign w:val="top"/>
+            <w:tcW w:type="dxa" w:w="1584"/>
+            <w:shd w:fill="FFFFFF"/>
           </w:tcPr>
           <w:p>
+            <w:pPr>
+              <w:jc w:val="left"/>
+            </w:pPr>
             <w:r>
               <w:rPr>
-                <w:sz w:val="15"/>
+                <w:rFonts w:ascii="Calibri" w:hAnsi="Calibri"/>
+                <w:color w:val="334155"/>
+                <w:sz w:val="17"/>
               </w:rPr>
-              <w:t>Read-only where possible; mask sensitive identifiers.</w:t>
+              <w:t>EDGE_SUPPORT</w:t>
+            </w:r>
+          </w:p>
+        </w:tc>
+        <w:tc>
+          <w:tcPr>
+            <w:tcW w:type="dxa" w:w="2016"/>
+            <w:shd w:fill="FFFFFF"/>
+          </w:tcPr>
+          <w:p>
+            <w:pPr>
+              <w:jc w:val="left"/>
+            </w:pPr>
+            <w:r>
+              <w:rPr>
+                <w:rFonts w:ascii="Calibri" w:hAnsi="Calibri"/>
+                <w:color w:val="334155"/>
+                <w:sz w:val="17"/>
+              </w:rPr>
+              <w:t>Daily Operational (20-40 tickets / day)</w:t>
+            </w:r>
+          </w:p>
+        </w:tc>
+        <w:tc>
+          <w:tcPr>
+            <w:tcW w:type="dxa" w:w="1440"/>
+            <w:shd w:fill="FFFFFF"/>
+          </w:tcPr>
+          <w:p>
+            <w:pPr>
+              <w:jc w:val="left"/>
+            </w:pPr>
+            <w:r>
+              <w:rPr>
+                <w:rFonts w:ascii="Calibri" w:hAnsi="Calibri"/>
+                <w:color w:val="334155"/>
+                <w:sz w:val="17"/>
+              </w:rPr>
+              <w:t>REQ-12, 16, 21</w:t>
+            </w:r>
+          </w:p>
+        </w:tc>
+        <w:tc>
+          <w:tcPr>
+            <w:tcW w:type="dxa" w:w="1872"/>
+            <w:shd w:fill="FFFFFF"/>
+          </w:tcPr>
+          <w:p>
+            <w:pPr>
+              <w:jc w:val="left"/>
+            </w:pPr>
+            <w:r>
+              <w:rPr>
+                <w:rFonts w:ascii="Calibri" w:hAnsi="Calibri"/>
+                <w:color w:val="334155"/>
+                <w:sz w:val="17"/>
+              </w:rPr>
+              <w:t>Cannot view cleartext PII; all actions captured in audit log with operator ID.</w:t>
+            </w:r>
+          </w:p>
+        </w:tc>
+      </w:tr>
+      <w:tr>
+        <w:tc>
+          <w:tcPr>
+            <w:tcW w:type="dxa" w:w="1152"/>
+            <w:shd w:fill="F8FAFC"/>
+          </w:tcPr>
+          <w:p>
+            <w:pPr>
+              <w:jc w:val="left"/>
+            </w:pPr>
+            <w:r>
+              <w:rPr>
+                <w:rFonts w:ascii="Calibri" w:hAnsi="Calibri"/>
+                <w:color w:val="334155"/>
+                <w:sz w:val="17"/>
+              </w:rPr>
+              <w:t>P-12</w:t>
+            </w:r>
+          </w:p>
+        </w:tc>
+        <w:tc>
+          <w:tcPr>
+            <w:tcW w:type="dxa" w:w="2016"/>
+            <w:shd w:fill="F8FAFC"/>
+          </w:tcPr>
+          <w:p>
+            <w:pPr>
+              <w:jc w:val="left"/>
+            </w:pPr>
+            <w:r>
+              <w:rPr>
+                <w:rFonts w:ascii="Calibri" w:hAnsi="Calibri"/>
+                <w:color w:val="334155"/>
+                <w:sz w:val="17"/>
+              </w:rPr>
+              <w:t>Daemon (Background Cleaner)</w:t>
+            </w:r>
+          </w:p>
+        </w:tc>
+        <w:tc>
+          <w:tcPr>
+            <w:tcW w:type="dxa" w:w="1584"/>
+            <w:shd w:fill="F8FAFC"/>
+          </w:tcPr>
+          <w:p>
+            <w:pPr>
+              <w:jc w:val="left"/>
+            </w:pPr>
+            <w:r>
+              <w:rPr>
+                <w:rFonts w:ascii="Calibri" w:hAnsi="Calibri"/>
+                <w:color w:val="334155"/>
+                <w:sz w:val="17"/>
+              </w:rPr>
+              <w:t>EDGE_SYSTEM</w:t>
+            </w:r>
+          </w:p>
+        </w:tc>
+        <w:tc>
+          <w:tcPr>
+            <w:tcW w:type="dxa" w:w="2016"/>
+            <w:shd w:fill="F8FAFC"/>
+          </w:tcPr>
+          <w:p>
+            <w:pPr>
+              <w:jc w:val="left"/>
+            </w:pPr>
+            <w:r>
+              <w:rPr>
+                <w:rFonts w:ascii="Calibri" w:hAnsi="Calibri"/>
+                <w:color w:val="334155"/>
+                <w:sz w:val="17"/>
+              </w:rPr>
+              <w:t>Sub-Second Continuous (Automated)</w:t>
+            </w:r>
+          </w:p>
+        </w:tc>
+        <w:tc>
+          <w:tcPr>
+            <w:tcW w:type="dxa" w:w="1440"/>
+            <w:shd w:fill="F8FAFC"/>
+          </w:tcPr>
+          <w:p>
+            <w:pPr>
+              <w:jc w:val="left"/>
+            </w:pPr>
+            <w:r>
+              <w:rPr>
+                <w:rFonts w:ascii="Calibri" w:hAnsi="Calibri"/>
+                <w:color w:val="334155"/>
+                <w:sz w:val="17"/>
+              </w:rPr>
+              <w:t>REQ-09, 10, 16, 25</w:t>
+            </w:r>
+          </w:p>
+        </w:tc>
+        <w:tc>
+          <w:tcPr>
+            <w:tcW w:type="dxa" w:w="1872"/>
+            <w:shd w:fill="F8FAFC"/>
+          </w:tcPr>
+          <w:p>
+            <w:pPr>
+              <w:jc w:val="left"/>
+            </w:pPr>
+            <w:r>
+              <w:rPr>
+                <w:rFonts w:ascii="Calibri" w:hAnsi="Calibri"/>
+                <w:color w:val="334155"/>
+                <w:sz w:val="17"/>
+              </w:rPr>
+              <w:t>Dedicated non-interactive service account (app_user_id = 1) with restricted DDL.</w:t>
             </w:r>
           </w:p>
         </w:tc>
@@ -1230,132 +2504,173 @@
     <w:p/>
     <w:p>
       <w:pPr>
-        <w:pStyle w:val="Heading1"/>
+        <w:keepNext/>
+        <w:spacing w:before="320" w:after="120"/>
       </w:pPr>
       <w:r>
-        <w:t>5. Enforcement model</w:t>
-      </w:r>
-    </w:p>
-    <w:p>
-      <w:pPr>
-        <w:pStyle w:val="ListBullet"/>
-        <w:spacing w:after="40"/>
-      </w:pPr>
-      <w:r>
-        <w:t>Organisation mapping and tenant context limit recruiter access to authorised requisitions and related records.</w:t>
-      </w:r>
-    </w:p>
-    <w:p>
-      <w:pPr>
-        <w:pStyle w:val="ListBullet"/>
-        <w:spacing w:after="40"/>
-      </w:pPr>
-      <w:r>
-        <w:t>administration.candidate_visible_to() and blocking/RLS controls are described as hiding candidates from blocked users or organisations.</w:t>
-      </w:r>
-    </w:p>
-    <w:p>
-      <w:pPr>
-        <w:pStyle w:val="ListBullet"/>
-        <w:spacing w:after="40"/>
-      </w:pPr>
-      <w:r>
-        <w:t>start_user_session() serializes login checks with row locking and enforces licence device limits; excess attempts are recorded.</w:t>
-      </w:r>
-    </w:p>
-    <w:p>
-      <w:pPr>
-        <w:pStyle w:val="ListBullet"/>
-        <w:spacing w:after="40"/>
-      </w:pPr>
-      <w:r>
-        <w:t>Append-only functions/triggers protect audit, consent, application status and wallet history from in-place mutation.</w:t>
-      </w:r>
-    </w:p>
-    <w:p>
-      <w:pPr>
-        <w:pStyle w:val="ListBullet"/>
-        <w:spacing w:after="40"/>
-      </w:pPr>
-      <w:r>
-        <w:t>Encryption and blind-index patterns are described for selected sensitive identifiers; raw payment card PAN/CVV are excluded.</w:t>
-      </w:r>
-    </w:p>
-    <w:p>
-      <w:pPr>
-        <w:pStyle w:val="ListBullet"/>
-        <w:spacing w:after="40"/>
-      </w:pPr>
-      <w:r>
-        <w:t>System integrations use service identities, idempotency keys and auditable outcomes.</w:t>
-      </w:r>
-    </w:p>
-    <w:p>
-      <w:pPr>
-        <w:pStyle w:val="Heading1"/>
-      </w:pPr>
-      <w:r>
-        <w:t>6. Acceptance test scenarios</w:t>
+        <w:rPr>
+          <w:rFonts w:ascii="Calibri" w:hAnsi="Calibri"/>
+          <w:b/>
+          <w:color w:val="0F172A"/>
+          <w:sz w:val="30"/>
+        </w:rPr>
+        <w:t>4. 11-Module CRUD Entitlement Matrix</w:t>
       </w:r>
     </w:p>
     <w:tbl>
       <w:tblPr>
-        <w:tblStyle w:val="LightShading-Accent1"/>
         <w:tblW w:type="auto" w:w="0"/>
         <w:jc w:val="center"/>
+        <w:tblLayout w:type="fixed"/>
         <w:tblLook w:firstColumn="1" w:firstRow="1" w:lastColumn="0" w:lastRow="0" w:noHBand="0" w:noVBand="1" w:val="04A0"/>
       </w:tblPr>
       <w:tblGrid>
-        <w:gridCol w:w="3360"/>
-        <w:gridCol w:w="3360"/>
-        <w:gridCol w:w="3360"/>
+        <w:gridCol w:w="1337"/>
+        <w:gridCol w:w="1337"/>
+        <w:gridCol w:w="1337"/>
+        <w:gridCol w:w="1337"/>
+        <w:gridCol w:w="1337"/>
+        <w:gridCol w:w="1337"/>
+        <w:gridCol w:w="1337"/>
       </w:tblGrid>
       <w:tr>
         <w:tc>
           <w:tcPr>
-            <w:tcW w:type="dxa" w:w="3024"/>
-            <w:shd w:fill="193556"/>
+            <w:tcW w:type="dxa" w:w="2160"/>
+            <w:shd w:fill="1E3A8A"/>
           </w:tcPr>
           <w:p>
+            <w:pPr>
+              <w:jc w:val="left"/>
+            </w:pPr>
             <w:r>
               <w:rPr>
+                <w:rFonts w:ascii="Calibri" w:hAnsi="Calibri"/>
                 <w:b/>
                 <w:color w:val="FFFFFF"/>
-                <w:sz w:val="16"/>
+                <w:sz w:val="18"/>
               </w:rPr>
-              <w:t>Scenario</w:t>
+              <w:t>Module / Schema</w:t>
             </w:r>
           </w:p>
         </w:tc>
         <w:tc>
           <w:tcPr>
-            <w:tcW w:type="dxa" w:w="3960"/>
-            <w:shd w:fill="193556"/>
+            <w:tcW w:type="dxa" w:w="1296"/>
+            <w:shd w:fill="1E3A8A"/>
           </w:tcPr>
           <w:p>
+            <w:pPr>
+              <w:jc w:val="left"/>
+            </w:pPr>
             <w:r>
               <w:rPr>
+                <w:rFonts w:ascii="Calibri" w:hAnsi="Calibri"/>
                 <w:b/>
                 <w:color w:val="FFFFFF"/>
-                <w:sz w:val="16"/>
+                <w:sz w:val="18"/>
               </w:rPr>
-              <w:t>Expected outcome</w:t>
+              <w:t>Candidate (P-02)</w:t>
             </w:r>
           </w:p>
         </w:tc>
         <w:tc>
           <w:tcPr>
-            <w:tcW w:type="dxa" w:w="3096"/>
-            <w:shd w:fill="193556"/>
+            <w:tcW w:type="dxa" w:w="1296"/>
+            <w:shd w:fill="1E3A8A"/>
           </w:tcPr>
           <w:p>
+            <w:pPr>
+              <w:jc w:val="left"/>
+            </w:pPr>
             <w:r>
               <w:rPr>
+                <w:rFonts w:ascii="Calibri" w:hAnsi="Calibri"/>
                 <w:b/>
                 <w:color w:val="FFFFFF"/>
-                <w:sz w:val="16"/>
+                <w:sz w:val="18"/>
               </w:rPr>
-              <w:t>Evidence</w:t>
+              <w:t>Recruiter (P-01)</w:t>
+            </w:r>
+          </w:p>
+        </w:tc>
+        <w:tc>
+          <w:tcPr>
+            <w:tcW w:type="dxa" w:w="1296"/>
+            <w:shd w:fill="1E3A8A"/>
+          </w:tcPr>
+          <w:p>
+            <w:pPr>
+              <w:jc w:val="left"/>
+            </w:pPr>
+            <w:r>
+              <w:rPr>
+                <w:rFonts w:ascii="Calibri" w:hAnsi="Calibri"/>
+                <w:b/>
+                <w:color w:val="FFFFFF"/>
+                <w:sz w:val="18"/>
+              </w:rPr>
+              <w:t>Gig Worker (P-03)</w:t>
+            </w:r>
+          </w:p>
+        </w:tc>
+        <w:tc>
+          <w:tcPr>
+            <w:tcW w:type="dxa" w:w="1296"/>
+            <w:shd w:fill="1E3A8A"/>
+          </w:tcPr>
+          <w:p>
+            <w:pPr>
+              <w:jc w:val="left"/>
+            </w:pPr>
+            <w:r>
+              <w:rPr>
+                <w:rFonts w:ascii="Calibri" w:hAnsi="Calibri"/>
+                <w:b/>
+                <w:color w:val="FFFFFF"/>
+                <w:sz w:val="18"/>
+              </w:rPr>
+              <w:t>Admin (P-06)</w:t>
+            </w:r>
+          </w:p>
+        </w:tc>
+        <w:tc>
+          <w:tcPr>
+            <w:tcW w:type="dxa" w:w="1440"/>
+            <w:shd w:fill="1E3A8A"/>
+          </w:tcPr>
+          <w:p>
+            <w:pPr>
+              <w:jc w:val="left"/>
+            </w:pPr>
+            <w:r>
+              <w:rPr>
+                <w:rFonts w:ascii="Calibri" w:hAnsi="Calibri"/>
+                <w:b/>
+                <w:color w:val="FFFFFF"/>
+                <w:sz w:val="18"/>
+              </w:rPr>
+              <w:t>Compliance (P-08, 10)</w:t>
+            </w:r>
+          </w:p>
+        </w:tc>
+        <w:tc>
+          <w:tcPr>
+            <w:tcW w:type="dxa" w:w="1296"/>
+            <w:shd w:fill="1E3A8A"/>
+          </w:tcPr>
+          <w:p>
+            <w:pPr>
+              <w:jc w:val="left"/>
+            </w:pPr>
+            <w:r>
+              <w:rPr>
+                <w:rFonts w:ascii="Calibri" w:hAnsi="Calibri"/>
+                <w:b/>
+                <w:color w:val="FFFFFF"/>
+                <w:sz w:val="18"/>
+              </w:rPr>
+              <w:t>Daemon (P-12)</w:t>
             </w:r>
           </w:p>
         </w:tc>
@@ -1363,43 +2678,134 @@
       <w:tr>
         <w:tc>
           <w:tcPr>
-            <w:tcW w:type="dxa" w:w="3024"/>
-            <w:vAlign w:val="top"/>
+            <w:tcW w:type="dxa" w:w="2160"/>
+            <w:shd w:fill="FFFFFF"/>
           </w:tcPr>
           <w:p>
+            <w:pPr>
+              <w:jc w:val="left"/>
+            </w:pPr>
             <w:r>
               <w:rPr>
-                <w:sz w:val="15"/>
+                <w:rFonts w:ascii="Calibri" w:hAnsi="Calibri"/>
+                <w:color w:val="334155"/>
+                <w:sz w:val="17"/>
               </w:rPr>
-              <w:t>Recruiter A queries Company B job</w:t>
+              <w:t>Identity &amp; Accounts</w:t>
             </w:r>
           </w:p>
         </w:tc>
         <w:tc>
           <w:tcPr>
-            <w:tcW w:type="dxa" w:w="3960"/>
-            <w:vAlign w:val="top"/>
+            <w:tcW w:type="dxa" w:w="1296"/>
+            <w:shd w:fill="FFFFFF"/>
           </w:tcPr>
           <w:p>
+            <w:pPr>
+              <w:jc w:val="left"/>
+            </w:pPr>
             <w:r>
               <w:rPr>
-                <w:sz w:val="15"/>
+                <w:rFonts w:ascii="Calibri" w:hAnsi="Calibri"/>
+                <w:color w:val="334155"/>
+                <w:sz w:val="17"/>
               </w:rPr>
-              <w:t>Access denied or record excluded.</w:t>
+              <w:t>CRU- (Own)</w:t>
             </w:r>
           </w:p>
         </w:tc>
         <w:tc>
           <w:tcPr>
-            <w:tcW w:type="dxa" w:w="3096"/>
-            <w:vAlign w:val="top"/>
+            <w:tcW w:type="dxa" w:w="1296"/>
+            <w:shd w:fill="FFFFFF"/>
           </w:tcPr>
           <w:p>
+            <w:pPr>
+              <w:jc w:val="left"/>
+            </w:pPr>
             <w:r>
               <w:rPr>
-                <w:sz w:val="15"/>
+                <w:rFonts w:ascii="Calibri" w:hAnsi="Calibri"/>
+                <w:color w:val="334155"/>
+                <w:sz w:val="17"/>
               </w:rPr>
-              <w:t>Tenant/RLS test.</w:t>
+              <w:t>R-- (Assigned)</w:t>
+            </w:r>
+          </w:p>
+        </w:tc>
+        <w:tc>
+          <w:tcPr>
+            <w:tcW w:type="dxa" w:w="1296"/>
+            <w:shd w:fill="FFFFFF"/>
+          </w:tcPr>
+          <w:p>
+            <w:pPr>
+              <w:jc w:val="left"/>
+            </w:pPr>
+            <w:r>
+              <w:rPr>
+                <w:rFonts w:ascii="Calibri" w:hAnsi="Calibri"/>
+                <w:color w:val="334155"/>
+                <w:sz w:val="17"/>
+              </w:rPr>
+              <w:t>CRU- (Own)</w:t>
+            </w:r>
+          </w:p>
+        </w:tc>
+        <w:tc>
+          <w:tcPr>
+            <w:tcW w:type="dxa" w:w="1296"/>
+            <w:shd w:fill="FFFFFF"/>
+          </w:tcPr>
+          <w:p>
+            <w:pPr>
+              <w:jc w:val="left"/>
+            </w:pPr>
+            <w:r>
+              <w:rPr>
+                <w:rFonts w:ascii="Calibri" w:hAnsi="Calibri"/>
+                <w:color w:val="334155"/>
+                <w:sz w:val="17"/>
+              </w:rPr>
+              <w:t>CRUD (Tenant)</w:t>
+            </w:r>
+          </w:p>
+        </w:tc>
+        <w:tc>
+          <w:tcPr>
+            <w:tcW w:type="dxa" w:w="1440"/>
+            <w:shd w:fill="FFFFFF"/>
+          </w:tcPr>
+          <w:p>
+            <w:pPr>
+              <w:jc w:val="left"/>
+            </w:pPr>
+            <w:r>
+              <w:rPr>
+                <w:rFonts w:ascii="Calibri" w:hAnsi="Calibri"/>
+                <w:color w:val="334155"/>
+                <w:sz w:val="17"/>
+              </w:rPr>
+              <w:t>R-- (Audit)</w:t>
+            </w:r>
+          </w:p>
+        </w:tc>
+        <w:tc>
+          <w:tcPr>
+            <w:tcW w:type="dxa" w:w="1296"/>
+            <w:shd w:fill="FFFFFF"/>
+          </w:tcPr>
+          <w:p>
+            <w:pPr>
+              <w:jc w:val="left"/>
+            </w:pPr>
+            <w:r>
+              <w:rPr>
+                <w:rFonts w:ascii="Calibri" w:hAnsi="Calibri"/>
+                <w:color w:val="334155"/>
+                <w:sz w:val="17"/>
+              </w:rPr>
+              <w:t>R-U- (Sessions)</w:t>
             </w:r>
           </w:p>
         </w:tc>
@@ -1407,43 +2813,134 @@
       <w:tr>
         <w:tc>
           <w:tcPr>
-            <w:tcW w:type="dxa" w:w="3024"/>
-            <w:vAlign w:val="top"/>
+            <w:tcW w:type="dxa" w:w="2160"/>
+            <w:shd w:fill="F8FAFC"/>
           </w:tcPr>
           <w:p>
+            <w:pPr>
+              <w:jc w:val="left"/>
+            </w:pPr>
             <w:r>
               <w:rPr>
-                <w:sz w:val="15"/>
+                <w:rFonts w:ascii="Calibri" w:hAnsi="Calibri"/>
+                <w:color w:val="334155"/>
+                <w:sz w:val="17"/>
               </w:rPr>
-              <w:t>Candidate blocks Recruiter X</w:t>
+              <w:t>Organisation Tenancy</w:t>
             </w:r>
           </w:p>
         </w:tc>
         <w:tc>
           <w:tcPr>
-            <w:tcW w:type="dxa" w:w="3960"/>
-            <w:vAlign w:val="top"/>
+            <w:tcW w:type="dxa" w:w="1296"/>
+            <w:shd w:fill="F8FAFC"/>
           </w:tcPr>
           <w:p>
+            <w:pPr>
+              <w:jc w:val="left"/>
+            </w:pPr>
             <w:r>
               <w:rPr>
-                <w:sz w:val="15"/>
+                <w:rFonts w:ascii="Calibri" w:hAnsi="Calibri"/>
+                <w:color w:val="334155"/>
+                <w:sz w:val="17"/>
               </w:rPr>
-              <w:t>Candidate not discoverable by X.</w:t>
+              <w:t>R-- (Public)</w:t>
             </w:r>
           </w:p>
         </w:tc>
         <w:tc>
           <w:tcPr>
-            <w:tcW w:type="dxa" w:w="3096"/>
-            <w:vAlign w:val="top"/>
+            <w:tcW w:type="dxa" w:w="1296"/>
+            <w:shd w:fill="F8FAFC"/>
           </w:tcPr>
           <w:p>
+            <w:pPr>
+              <w:jc w:val="left"/>
+            </w:pPr>
             <w:r>
               <w:rPr>
-                <w:sz w:val="15"/>
+                <w:rFonts w:ascii="Calibri" w:hAnsi="Calibri"/>
+                <w:color w:val="334155"/>
+                <w:sz w:val="17"/>
               </w:rPr>
-              <w:t>Blocking visibility test.</w:t>
+              <w:t>R-- (Tenant)</w:t>
+            </w:r>
+          </w:p>
+        </w:tc>
+        <w:tc>
+          <w:tcPr>
+            <w:tcW w:type="dxa" w:w="1296"/>
+            <w:shd w:fill="F8FAFC"/>
+          </w:tcPr>
+          <w:p>
+            <w:pPr>
+              <w:jc w:val="left"/>
+            </w:pPr>
+            <w:r>
+              <w:rPr>
+                <w:rFonts w:ascii="Calibri" w:hAnsi="Calibri"/>
+                <w:color w:val="334155"/>
+                <w:sz w:val="17"/>
+              </w:rPr>
+              <w:t>R-- (Public)</w:t>
+            </w:r>
+          </w:p>
+        </w:tc>
+        <w:tc>
+          <w:tcPr>
+            <w:tcW w:type="dxa" w:w="1296"/>
+            <w:shd w:fill="F8FAFC"/>
+          </w:tcPr>
+          <w:p>
+            <w:pPr>
+              <w:jc w:val="left"/>
+            </w:pPr>
+            <w:r>
+              <w:rPr>
+                <w:rFonts w:ascii="Calibri" w:hAnsi="Calibri"/>
+                <w:color w:val="334155"/>
+                <w:sz w:val="17"/>
+              </w:rPr>
+              <w:t>CRUD (Tenant)</w:t>
+            </w:r>
+          </w:p>
+        </w:tc>
+        <w:tc>
+          <w:tcPr>
+            <w:tcW w:type="dxa" w:w="1440"/>
+            <w:shd w:fill="F8FAFC"/>
+          </w:tcPr>
+          <w:p>
+            <w:pPr>
+              <w:jc w:val="left"/>
+            </w:pPr>
+            <w:r>
+              <w:rPr>
+                <w:rFonts w:ascii="Calibri" w:hAnsi="Calibri"/>
+                <w:color w:val="334155"/>
+                <w:sz w:val="17"/>
+              </w:rPr>
+              <w:t>R-- (Audit)</w:t>
+            </w:r>
+          </w:p>
+        </w:tc>
+        <w:tc>
+          <w:tcPr>
+            <w:tcW w:type="dxa" w:w="1296"/>
+            <w:shd w:fill="F8FAFC"/>
+          </w:tcPr>
+          <w:p>
+            <w:pPr>
+              <w:jc w:val="left"/>
+            </w:pPr>
+            <w:r>
+              <w:rPr>
+                <w:rFonts w:ascii="Calibri" w:hAnsi="Calibri"/>
+                <w:color w:val="334155"/>
+                <w:sz w:val="17"/>
+              </w:rPr>
+              <w:t>---</w:t>
             </w:r>
           </w:p>
         </w:tc>
@@ -1451,43 +2948,134 @@
       <w:tr>
         <w:tc>
           <w:tcPr>
-            <w:tcW w:type="dxa" w:w="3024"/>
-            <w:vAlign w:val="top"/>
+            <w:tcW w:type="dxa" w:w="2160"/>
+            <w:shd w:fill="FFFFFF"/>
           </w:tcPr>
           <w:p>
+            <w:pPr>
+              <w:jc w:val="left"/>
+            </w:pPr>
             <w:r>
               <w:rPr>
-                <w:sz w:val="15"/>
+                <w:rFonts w:ascii="Calibri" w:hAnsi="Calibri"/>
+                <w:color w:val="334155"/>
+                <w:sz w:val="17"/>
               </w:rPr>
-              <w:t>Candidate blocks Organisation Y</w:t>
+              <w:t>Job Requirements</w:t>
             </w:r>
           </w:p>
         </w:tc>
         <w:tc>
           <w:tcPr>
-            <w:tcW w:type="dxa" w:w="3960"/>
-            <w:vAlign w:val="top"/>
+            <w:tcW w:type="dxa" w:w="1296"/>
+            <w:shd w:fill="FFFFFF"/>
           </w:tcPr>
           <w:p>
+            <w:pPr>
+              <w:jc w:val="left"/>
+            </w:pPr>
             <w:r>
               <w:rPr>
-                <w:sz w:val="15"/>
+                <w:rFonts w:ascii="Calibri" w:hAnsi="Calibri"/>
+                <w:color w:val="334155"/>
+                <w:sz w:val="17"/>
               </w:rPr>
-              <w:t>Candidate hidden from Y’s mapped recruiters.</w:t>
+              <w:t>R-- (Public)</w:t>
             </w:r>
           </w:p>
         </w:tc>
         <w:tc>
           <w:tcPr>
-            <w:tcW w:type="dxa" w:w="3096"/>
-            <w:vAlign w:val="top"/>
+            <w:tcW w:type="dxa" w:w="1296"/>
+            <w:shd w:fill="FFFFFF"/>
           </w:tcPr>
           <w:p>
+            <w:pPr>
+              <w:jc w:val="left"/>
+            </w:pPr>
             <w:r>
               <w:rPr>
-                <w:sz w:val="15"/>
+                <w:rFonts w:ascii="Calibri" w:hAnsi="Calibri"/>
+                <w:color w:val="334155"/>
+                <w:sz w:val="17"/>
               </w:rPr>
-              <w:t>Organisation-block test.</w:t>
+              <w:t>CRUD (Tenant)</w:t>
+            </w:r>
+          </w:p>
+        </w:tc>
+        <w:tc>
+          <w:tcPr>
+            <w:tcW w:type="dxa" w:w="1296"/>
+            <w:shd w:fill="FFFFFF"/>
+          </w:tcPr>
+          <w:p>
+            <w:pPr>
+              <w:jc w:val="left"/>
+            </w:pPr>
+            <w:r>
+              <w:rPr>
+                <w:rFonts w:ascii="Calibri" w:hAnsi="Calibri"/>
+                <w:color w:val="334155"/>
+                <w:sz w:val="17"/>
+              </w:rPr>
+              <w:t>---</w:t>
+            </w:r>
+          </w:p>
+        </w:tc>
+        <w:tc>
+          <w:tcPr>
+            <w:tcW w:type="dxa" w:w="1296"/>
+            <w:shd w:fill="FFFFFF"/>
+          </w:tcPr>
+          <w:p>
+            <w:pPr>
+              <w:jc w:val="left"/>
+            </w:pPr>
+            <w:r>
+              <w:rPr>
+                <w:rFonts w:ascii="Calibri" w:hAnsi="Calibri"/>
+                <w:color w:val="334155"/>
+                <w:sz w:val="17"/>
+              </w:rPr>
+              <w:t>R-- (Tenant)</w:t>
+            </w:r>
+          </w:p>
+        </w:tc>
+        <w:tc>
+          <w:tcPr>
+            <w:tcW w:type="dxa" w:w="1440"/>
+            <w:shd w:fill="FFFFFF"/>
+          </w:tcPr>
+          <w:p>
+            <w:pPr>
+              <w:jc w:val="left"/>
+            </w:pPr>
+            <w:r>
+              <w:rPr>
+                <w:rFonts w:ascii="Calibri" w:hAnsi="Calibri"/>
+                <w:color w:val="334155"/>
+                <w:sz w:val="17"/>
+              </w:rPr>
+              <w:t>R-- (Audit)</w:t>
+            </w:r>
+          </w:p>
+        </w:tc>
+        <w:tc>
+          <w:tcPr>
+            <w:tcW w:type="dxa" w:w="1296"/>
+            <w:shd w:fill="FFFFFF"/>
+          </w:tcPr>
+          <w:p>
+            <w:pPr>
+              <w:jc w:val="left"/>
+            </w:pPr>
+            <w:r>
+              <w:rPr>
+                <w:rFonts w:ascii="Calibri" w:hAnsi="Calibri"/>
+                <w:color w:val="334155"/>
+                <w:sz w:val="17"/>
+              </w:rPr>
+              <w:t>---</w:t>
             </w:r>
           </w:p>
         </w:tc>
@@ -1495,43 +3083,134 @@
       <w:tr>
         <w:tc>
           <w:tcPr>
-            <w:tcW w:type="dxa" w:w="3024"/>
-            <w:vAlign w:val="top"/>
+            <w:tcW w:type="dxa" w:w="2160"/>
+            <w:shd w:fill="F8FAFC"/>
           </w:tcPr>
           <w:p>
+            <w:pPr>
+              <w:jc w:val="left"/>
+            </w:pPr>
             <w:r>
               <w:rPr>
-                <w:sz w:val="15"/>
+                <w:rFonts w:ascii="Calibri" w:hAnsi="Calibri"/>
+                <w:color w:val="334155"/>
+                <w:sz w:val="17"/>
               </w:rPr>
-              <w:t>Consultant submits against closed job</w:t>
+              <w:t>Candidate Profiles</w:t>
             </w:r>
           </w:p>
         </w:tc>
         <w:tc>
           <w:tcPr>
-            <w:tcW w:type="dxa" w:w="3960"/>
-            <w:vAlign w:val="top"/>
+            <w:tcW w:type="dxa" w:w="1296"/>
+            <w:shd w:fill="F8FAFC"/>
           </w:tcPr>
           <w:p>
+            <w:pPr>
+              <w:jc w:val="left"/>
+            </w:pPr>
             <w:r>
               <w:rPr>
-                <w:sz w:val="15"/>
+                <w:rFonts w:ascii="Calibri" w:hAnsi="Calibri"/>
+                <w:color w:val="334155"/>
+                <w:sz w:val="17"/>
               </w:rPr>
-              <w:t>Request rejected and event recorded where specified.</w:t>
+              <w:t>CRUD (Own)</w:t>
             </w:r>
           </w:p>
         </w:tc>
         <w:tc>
           <w:tcPr>
-            <w:tcW w:type="dxa" w:w="3096"/>
-            <w:vAlign w:val="top"/>
+            <w:tcW w:type="dxa" w:w="1296"/>
+            <w:shd w:fill="F8FAFC"/>
           </w:tcPr>
           <w:p>
+            <w:pPr>
+              <w:jc w:val="left"/>
+            </w:pPr>
             <w:r>
               <w:rPr>
-                <w:sz w:val="15"/>
+                <w:rFonts w:ascii="Calibri" w:hAnsi="Calibri"/>
+                <w:color w:val="334155"/>
+                <w:sz w:val="17"/>
               </w:rPr>
-              <w:t>Sourcing regression.</w:t>
+              <w:t>R-- (Unmasked)</w:t>
+            </w:r>
+          </w:p>
+        </w:tc>
+        <w:tc>
+          <w:tcPr>
+            <w:tcW w:type="dxa" w:w="1296"/>
+            <w:shd w:fill="F8FAFC"/>
+          </w:tcPr>
+          <w:p>
+            <w:pPr>
+              <w:jc w:val="left"/>
+            </w:pPr>
+            <w:r>
+              <w:rPr>
+                <w:rFonts w:ascii="Calibri" w:hAnsi="Calibri"/>
+                <w:color w:val="334155"/>
+                <w:sz w:val="17"/>
+              </w:rPr>
+              <w:t>---</w:t>
+            </w:r>
+          </w:p>
+        </w:tc>
+        <w:tc>
+          <w:tcPr>
+            <w:tcW w:type="dxa" w:w="1296"/>
+            <w:shd w:fill="F8FAFC"/>
+          </w:tcPr>
+          <w:p>
+            <w:pPr>
+              <w:jc w:val="left"/>
+            </w:pPr>
+            <w:r>
+              <w:rPr>
+                <w:rFonts w:ascii="Calibri" w:hAnsi="Calibri"/>
+                <w:color w:val="334155"/>
+                <w:sz w:val="17"/>
+              </w:rPr>
+              <w:t>---</w:t>
+            </w:r>
+          </w:p>
+        </w:tc>
+        <w:tc>
+          <w:tcPr>
+            <w:tcW w:type="dxa" w:w="1440"/>
+            <w:shd w:fill="F8FAFC"/>
+          </w:tcPr>
+          <w:p>
+            <w:pPr>
+              <w:jc w:val="left"/>
+            </w:pPr>
+            <w:r>
+              <w:rPr>
+                <w:rFonts w:ascii="Calibri" w:hAnsi="Calibri"/>
+                <w:color w:val="334155"/>
+                <w:sz w:val="17"/>
+              </w:rPr>
+              <w:t>R-- (Audit)</w:t>
+            </w:r>
+          </w:p>
+        </w:tc>
+        <w:tc>
+          <w:tcPr>
+            <w:tcW w:type="dxa" w:w="1296"/>
+            <w:shd w:fill="F8FAFC"/>
+          </w:tcPr>
+          <w:p>
+            <w:pPr>
+              <w:jc w:val="left"/>
+            </w:pPr>
+            <w:r>
+              <w:rPr>
+                <w:rFonts w:ascii="Calibri" w:hAnsi="Calibri"/>
+                <w:color w:val="334155"/>
+                <w:sz w:val="17"/>
+              </w:rPr>
+              <w:t>R-U- (Anonymize)</w:t>
             </w:r>
           </w:p>
         </w:tc>
@@ -1539,43 +3218,134 @@
       <w:tr>
         <w:tc>
           <w:tcPr>
-            <w:tcW w:type="dxa" w:w="3024"/>
-            <w:vAlign w:val="top"/>
+            <w:tcW w:type="dxa" w:w="2160"/>
+            <w:shd w:fill="FFFFFF"/>
           </w:tcPr>
           <w:p>
+            <w:pPr>
+              <w:jc w:val="left"/>
+            </w:pPr>
             <w:r>
               <w:rPr>
-                <w:sz w:val="15"/>
+                <w:rFonts w:ascii="Calibri" w:hAnsi="Calibri"/>
+                <w:color w:val="334155"/>
+                <w:sz w:val="17"/>
               </w:rPr>
-              <w:t>Outreach before employer approval</w:t>
+              <w:t>Gig Marketplace</w:t>
             </w:r>
           </w:p>
         </w:tc>
         <w:tc>
           <w:tcPr>
-            <w:tcW w:type="dxa" w:w="3960"/>
-            <w:vAlign w:val="top"/>
+            <w:tcW w:type="dxa" w:w="1296"/>
+            <w:shd w:fill="FFFFFF"/>
           </w:tcPr>
           <w:p>
+            <w:pPr>
+              <w:jc w:val="left"/>
+            </w:pPr>
             <w:r>
               <w:rPr>
-                <w:sz w:val="15"/>
+                <w:rFonts w:ascii="Calibri" w:hAnsi="Calibri"/>
+                <w:color w:val="334155"/>
+                <w:sz w:val="17"/>
               </w:rPr>
-              <w:t>Rejected until accepted.</w:t>
+              <w:t>---</w:t>
             </w:r>
           </w:p>
         </w:tc>
         <w:tc>
           <w:tcPr>
-            <w:tcW w:type="dxa" w:w="3096"/>
-            <w:vAlign w:val="top"/>
+            <w:tcW w:type="dxa" w:w="1296"/>
+            <w:shd w:fill="FFFFFF"/>
           </w:tcPr>
           <w:p>
+            <w:pPr>
+              <w:jc w:val="left"/>
+            </w:pPr>
             <w:r>
               <w:rPr>
-                <w:sz w:val="15"/>
+                <w:rFonts w:ascii="Calibri" w:hAnsi="Calibri"/>
+                <w:color w:val="334155"/>
+                <w:sz w:val="17"/>
               </w:rPr>
-              <w:t>Sourcing workflow test.</w:t>
+              <w:t>---</w:t>
+            </w:r>
+          </w:p>
+        </w:tc>
+        <w:tc>
+          <w:tcPr>
+            <w:tcW w:type="dxa" w:w="1296"/>
+            <w:shd w:fill="FFFFFF"/>
+          </w:tcPr>
+          <w:p>
+            <w:pPr>
+              <w:jc w:val="left"/>
+            </w:pPr>
+            <w:r>
+              <w:rPr>
+                <w:rFonts w:ascii="Calibri" w:hAnsi="Calibri"/>
+                <w:color w:val="334155"/>
+                <w:sz w:val="17"/>
+              </w:rPr>
+              <w:t>CRUD (Own)</w:t>
+            </w:r>
+          </w:p>
+        </w:tc>
+        <w:tc>
+          <w:tcPr>
+            <w:tcW w:type="dxa" w:w="1296"/>
+            <w:shd w:fill="FFFFFF"/>
+          </w:tcPr>
+          <w:p>
+            <w:pPr>
+              <w:jc w:val="left"/>
+            </w:pPr>
+            <w:r>
+              <w:rPr>
+                <w:rFonts w:ascii="Calibri" w:hAnsi="Calibri"/>
+                <w:color w:val="334155"/>
+                <w:sz w:val="17"/>
+              </w:rPr>
+              <w:t>CRUD (Client)</w:t>
+            </w:r>
+          </w:p>
+        </w:tc>
+        <w:tc>
+          <w:tcPr>
+            <w:tcW w:type="dxa" w:w="1440"/>
+            <w:shd w:fill="FFFFFF"/>
+          </w:tcPr>
+          <w:p>
+            <w:pPr>
+              <w:jc w:val="left"/>
+            </w:pPr>
+            <w:r>
+              <w:rPr>
+                <w:rFonts w:ascii="Calibri" w:hAnsi="Calibri"/>
+                <w:color w:val="334155"/>
+                <w:sz w:val="17"/>
+              </w:rPr>
+              <w:t>R-- (Audit)</w:t>
+            </w:r>
+          </w:p>
+        </w:tc>
+        <w:tc>
+          <w:tcPr>
+            <w:tcW w:type="dxa" w:w="1296"/>
+            <w:shd w:fill="FFFFFF"/>
+          </w:tcPr>
+          <w:p>
+            <w:pPr>
+              <w:jc w:val="left"/>
+            </w:pPr>
+            <w:r>
+              <w:rPr>
+                <w:rFonts w:ascii="Calibri" w:hAnsi="Calibri"/>
+                <w:color w:val="334155"/>
+                <w:sz w:val="17"/>
+              </w:rPr>
+              <w:t>---</w:t>
             </w:r>
           </w:p>
         </w:tc>
@@ -1583,43 +3353,134 @@
       <w:tr>
         <w:tc>
           <w:tcPr>
-            <w:tcW w:type="dxa" w:w="3024"/>
-            <w:vAlign w:val="top"/>
+            <w:tcW w:type="dxa" w:w="2160"/>
+            <w:shd w:fill="F8FAFC"/>
           </w:tcPr>
           <w:p>
+            <w:pPr>
+              <w:jc w:val="left"/>
+            </w:pPr>
             <w:r>
               <w:rPr>
-                <w:sz w:val="15"/>
+                <w:rFonts w:ascii="Calibri" w:hAnsi="Calibri"/>
+                <w:color w:val="334155"/>
+                <w:sz w:val="17"/>
               </w:rPr>
-              <w:t>Concurrent login exceeds device quota</w:t>
+              <w:t>Sourcing &amp; Screening</w:t>
             </w:r>
           </w:p>
         </w:tc>
         <w:tc>
           <w:tcPr>
-            <w:tcW w:type="dxa" w:w="3960"/>
-            <w:vAlign w:val="top"/>
+            <w:tcW w:type="dxa" w:w="1296"/>
+            <w:shd w:fill="F8FAFC"/>
           </w:tcPr>
           <w:p>
+            <w:pPr>
+              <w:jc w:val="left"/>
+            </w:pPr>
             <w:r>
               <w:rPr>
-                <w:sz w:val="15"/>
+                <w:rFonts w:ascii="Calibri" w:hAnsi="Calibri"/>
+                <w:color w:val="334155"/>
+                <w:sz w:val="17"/>
               </w:rPr>
-              <w:t>New session rejected or documented policy applied; violation audited.</w:t>
+              <w:t>CR-- (Apply)</w:t>
             </w:r>
           </w:p>
         </w:tc>
         <w:tc>
           <w:tcPr>
-            <w:tcW w:type="dxa" w:w="3096"/>
-            <w:vAlign w:val="top"/>
+            <w:tcW w:type="dxa" w:w="1296"/>
+            <w:shd w:fill="F8FAFC"/>
           </w:tcPr>
           <w:p>
+            <w:pPr>
+              <w:jc w:val="left"/>
+            </w:pPr>
             <w:r>
               <w:rPr>
-                <w:sz w:val="15"/>
+                <w:rFonts w:ascii="Calibri" w:hAnsi="Calibri"/>
+                <w:color w:val="334155"/>
+                <w:sz w:val="17"/>
               </w:rPr>
-              <w:t>Session/device regression.</w:t>
+              <w:t>CRUD (Tenant)</w:t>
+            </w:r>
+          </w:p>
+        </w:tc>
+        <w:tc>
+          <w:tcPr>
+            <w:tcW w:type="dxa" w:w="1296"/>
+            <w:shd w:fill="F8FAFC"/>
+          </w:tcPr>
+          <w:p>
+            <w:pPr>
+              <w:jc w:val="left"/>
+            </w:pPr>
+            <w:r>
+              <w:rPr>
+                <w:rFonts w:ascii="Calibri" w:hAnsi="Calibri"/>
+                <w:color w:val="334155"/>
+                <w:sz w:val="17"/>
+              </w:rPr>
+              <w:t>---</w:t>
+            </w:r>
+          </w:p>
+        </w:tc>
+        <w:tc>
+          <w:tcPr>
+            <w:tcW w:type="dxa" w:w="1296"/>
+            <w:shd w:fill="F8FAFC"/>
+          </w:tcPr>
+          <w:p>
+            <w:pPr>
+              <w:jc w:val="left"/>
+            </w:pPr>
+            <w:r>
+              <w:rPr>
+                <w:rFonts w:ascii="Calibri" w:hAnsi="Calibri"/>
+                <w:color w:val="334155"/>
+                <w:sz w:val="17"/>
+              </w:rPr>
+              <w:t>R-- (Tenant)</w:t>
+            </w:r>
+          </w:p>
+        </w:tc>
+        <w:tc>
+          <w:tcPr>
+            <w:tcW w:type="dxa" w:w="1440"/>
+            <w:shd w:fill="F8FAFC"/>
+          </w:tcPr>
+          <w:p>
+            <w:pPr>
+              <w:jc w:val="left"/>
+            </w:pPr>
+            <w:r>
+              <w:rPr>
+                <w:rFonts w:ascii="Calibri" w:hAnsi="Calibri"/>
+                <w:color w:val="334155"/>
+                <w:sz w:val="17"/>
+              </w:rPr>
+              <w:t>R-- (Audit)</w:t>
+            </w:r>
+          </w:p>
+        </w:tc>
+        <w:tc>
+          <w:tcPr>
+            <w:tcW w:type="dxa" w:w="1296"/>
+            <w:shd w:fill="F8FAFC"/>
+          </w:tcPr>
+          <w:p>
+            <w:pPr>
+              <w:jc w:val="left"/>
+            </w:pPr>
+            <w:r>
+              <w:rPr>
+                <w:rFonts w:ascii="Calibri" w:hAnsi="Calibri"/>
+                <w:color w:val="334155"/>
+                <w:sz w:val="17"/>
+              </w:rPr>
+              <w:t>---</w:t>
             </w:r>
           </w:p>
         </w:tc>
@@ -1627,43 +3488,134 @@
       <w:tr>
         <w:tc>
           <w:tcPr>
-            <w:tcW w:type="dxa" w:w="3024"/>
-            <w:vAlign w:val="top"/>
+            <w:tcW w:type="dxa" w:w="2160"/>
+            <w:shd w:fill="FFFFFF"/>
           </w:tcPr>
           <w:p>
+            <w:pPr>
+              <w:jc w:val="left"/>
+            </w:pPr>
             <w:r>
               <w:rPr>
-                <w:sz w:val="15"/>
+                <w:rFonts w:ascii="Calibri" w:hAnsi="Calibri"/>
+                <w:color w:val="334155"/>
+                <w:sz w:val="17"/>
               </w:rPr>
-              <w:t>Update/delete append-only ledger</w:t>
+              <w:t>Licensing &amp; Seats</w:t>
             </w:r>
           </w:p>
         </w:tc>
         <w:tc>
           <w:tcPr>
-            <w:tcW w:type="dxa" w:w="3960"/>
-            <w:vAlign w:val="top"/>
+            <w:tcW w:type="dxa" w:w="1296"/>
+            <w:shd w:fill="FFFFFF"/>
           </w:tcPr>
           <w:p>
+            <w:pPr>
+              <w:jc w:val="left"/>
+            </w:pPr>
             <w:r>
               <w:rPr>
-                <w:sz w:val="15"/>
+                <w:rFonts w:ascii="Calibri" w:hAnsi="Calibri"/>
+                <w:color w:val="334155"/>
+                <w:sz w:val="17"/>
               </w:rPr>
-              <w:t>Operation fails; correction represented with compensating entry where applicable.</w:t>
+              <w:t>---</w:t>
             </w:r>
           </w:p>
         </w:tc>
         <w:tc>
           <w:tcPr>
-            <w:tcW w:type="dxa" w:w="3096"/>
-            <w:vAlign w:val="top"/>
+            <w:tcW w:type="dxa" w:w="1296"/>
+            <w:shd w:fill="FFFFFF"/>
           </w:tcPr>
           <w:p>
+            <w:pPr>
+              <w:jc w:val="left"/>
+            </w:pPr>
             <w:r>
               <w:rPr>
-                <w:sz w:val="15"/>
+                <w:rFonts w:ascii="Calibri" w:hAnsi="Calibri"/>
+                <w:color w:val="334155"/>
+                <w:sz w:val="17"/>
               </w:rPr>
-              <w:t>Immutability regression.</w:t>
+              <w:t>R-- (Own seat)</w:t>
+            </w:r>
+          </w:p>
+        </w:tc>
+        <w:tc>
+          <w:tcPr>
+            <w:tcW w:type="dxa" w:w="1296"/>
+            <w:shd w:fill="FFFFFF"/>
+          </w:tcPr>
+          <w:p>
+            <w:pPr>
+              <w:jc w:val="left"/>
+            </w:pPr>
+            <w:r>
+              <w:rPr>
+                <w:rFonts w:ascii="Calibri" w:hAnsi="Calibri"/>
+                <w:color w:val="334155"/>
+                <w:sz w:val="17"/>
+              </w:rPr>
+              <w:t>---</w:t>
+            </w:r>
+          </w:p>
+        </w:tc>
+        <w:tc>
+          <w:tcPr>
+            <w:tcW w:type="dxa" w:w="1296"/>
+            <w:shd w:fill="FFFFFF"/>
+          </w:tcPr>
+          <w:p>
+            <w:pPr>
+              <w:jc w:val="left"/>
+            </w:pPr>
+            <w:r>
+              <w:rPr>
+                <w:rFonts w:ascii="Calibri" w:hAnsi="Calibri"/>
+                <w:color w:val="334155"/>
+                <w:sz w:val="17"/>
+              </w:rPr>
+              <w:t>CRUD (Tenant)</w:t>
+            </w:r>
+          </w:p>
+        </w:tc>
+        <w:tc>
+          <w:tcPr>
+            <w:tcW w:type="dxa" w:w="1440"/>
+            <w:shd w:fill="FFFFFF"/>
+          </w:tcPr>
+          <w:p>
+            <w:pPr>
+              <w:jc w:val="left"/>
+            </w:pPr>
+            <w:r>
+              <w:rPr>
+                <w:rFonts w:ascii="Calibri" w:hAnsi="Calibri"/>
+                <w:color w:val="334155"/>
+                <w:sz w:val="17"/>
+              </w:rPr>
+              <w:t>R-- (Audit)</w:t>
+            </w:r>
+          </w:p>
+        </w:tc>
+        <w:tc>
+          <w:tcPr>
+            <w:tcW w:type="dxa" w:w="1296"/>
+            <w:shd w:fill="FFFFFF"/>
+          </w:tcPr>
+          <w:p>
+            <w:pPr>
+              <w:jc w:val="left"/>
+            </w:pPr>
+            <w:r>
+              <w:rPr>
+                <w:rFonts w:ascii="Calibri" w:hAnsi="Calibri"/>
+                <w:color w:val="334155"/>
+                <w:sz w:val="17"/>
+              </w:rPr>
+              <w:t>R-U- (Sync)</w:t>
             </w:r>
           </w:p>
         </w:tc>
@@ -1671,78 +3623,548 @@
       <w:tr>
         <w:tc>
           <w:tcPr>
-            <w:tcW w:type="dxa" w:w="3024"/>
-            <w:vAlign w:val="top"/>
+            <w:tcW w:type="dxa" w:w="2160"/>
+            <w:shd w:fill="F8FAFC"/>
           </w:tcPr>
           <w:p>
+            <w:pPr>
+              <w:jc w:val="left"/>
+            </w:pPr>
             <w:r>
               <w:rPr>
-                <w:sz w:val="15"/>
+                <w:rFonts w:ascii="Calibri" w:hAnsi="Calibri"/>
+                <w:color w:val="334155"/>
+                <w:sz w:val="17"/>
               </w:rPr>
-              <w:t>Analytics user views small cohort</w:t>
+              <w:t>Wallet &amp; Billing</w:t>
             </w:r>
           </w:p>
         </w:tc>
         <w:tc>
           <w:tcPr>
-            <w:tcW w:type="dxa" w:w="3960"/>
-            <w:vAlign w:val="top"/>
+            <w:tcW w:type="dxa" w:w="1296"/>
+            <w:shd w:fill="F8FAFC"/>
           </w:tcPr>
           <w:p>
+            <w:pPr>
+              <w:jc w:val="left"/>
+            </w:pPr>
             <w:r>
               <w:rPr>
-                <w:sz w:val="15"/>
+                <w:rFonts w:ascii="Calibri" w:hAnsi="Calibri"/>
+                <w:color w:val="334155"/>
+                <w:sz w:val="17"/>
               </w:rPr>
-              <w:t>Small-cell masking/suppression applied where configured.</w:t>
+              <w:t>---</w:t>
             </w:r>
           </w:p>
         </w:tc>
         <w:tc>
           <w:tcPr>
-            <w:tcW w:type="dxa" w:w="3096"/>
-            <w:vAlign w:val="top"/>
+            <w:tcW w:type="dxa" w:w="1296"/>
+            <w:shd w:fill="F8FAFC"/>
           </w:tcPr>
           <w:p>
+            <w:pPr>
+              <w:jc w:val="left"/>
+            </w:pPr>
             <w:r>
               <w:rPr>
-                <w:sz w:val="15"/>
+                <w:rFonts w:ascii="Calibri" w:hAnsi="Calibri"/>
+                <w:color w:val="334155"/>
+                <w:sz w:val="17"/>
               </w:rPr>
-              <w:t>Privacy/analytics test.</w:t>
+              <w:t>R-- (Spend)</w:t>
+            </w:r>
+          </w:p>
+        </w:tc>
+        <w:tc>
+          <w:tcPr>
+            <w:tcW w:type="dxa" w:w="1296"/>
+            <w:shd w:fill="F8FAFC"/>
+          </w:tcPr>
+          <w:p>
+            <w:pPr>
+              <w:jc w:val="left"/>
+            </w:pPr>
+            <w:r>
+              <w:rPr>
+                <w:rFonts w:ascii="Calibri" w:hAnsi="Calibri"/>
+                <w:color w:val="334155"/>
+                <w:sz w:val="17"/>
+              </w:rPr>
+              <w:t>R-- (Payout)</w:t>
+            </w:r>
+          </w:p>
+        </w:tc>
+        <w:tc>
+          <w:tcPr>
+            <w:tcW w:type="dxa" w:w="1296"/>
+            <w:shd w:fill="F8FAFC"/>
+          </w:tcPr>
+          <w:p>
+            <w:pPr>
+              <w:jc w:val="left"/>
+            </w:pPr>
+            <w:r>
+              <w:rPr>
+                <w:rFonts w:ascii="Calibri" w:hAnsi="Calibri"/>
+                <w:color w:val="334155"/>
+                <w:sz w:val="17"/>
+              </w:rPr>
+              <w:t>CRUD (Tenant)</w:t>
+            </w:r>
+          </w:p>
+        </w:tc>
+        <w:tc>
+          <w:tcPr>
+            <w:tcW w:type="dxa" w:w="1440"/>
+            <w:shd w:fill="F8FAFC"/>
+          </w:tcPr>
+          <w:p>
+            <w:pPr>
+              <w:jc w:val="left"/>
+            </w:pPr>
+            <w:r>
+              <w:rPr>
+                <w:rFonts w:ascii="Calibri" w:hAnsi="Calibri"/>
+                <w:color w:val="334155"/>
+                <w:sz w:val="17"/>
+              </w:rPr>
+              <w:t>R-- (Audit)</w:t>
+            </w:r>
+          </w:p>
+        </w:tc>
+        <w:tc>
+          <w:tcPr>
+            <w:tcW w:type="dxa" w:w="1296"/>
+            <w:shd w:fill="F8FAFC"/>
+          </w:tcPr>
+          <w:p>
+            <w:pPr>
+              <w:jc w:val="left"/>
+            </w:pPr>
+            <w:r>
+              <w:rPr>
+                <w:rFonts w:ascii="Calibri" w:hAnsi="Calibri"/>
+                <w:color w:val="334155"/>
+                <w:sz w:val="17"/>
+              </w:rPr>
+              <w:t>--- (Triggers)</w:t>
+            </w:r>
+          </w:p>
+        </w:tc>
+      </w:tr>
+      <w:tr>
+        <w:tc>
+          <w:tcPr>
+            <w:tcW w:type="dxa" w:w="2160"/>
+            <w:shd w:fill="FFFFFF"/>
+          </w:tcPr>
+          <w:p>
+            <w:pPr>
+              <w:jc w:val="left"/>
+            </w:pPr>
+            <w:r>
+              <w:rPr>
+                <w:rFonts w:ascii="Calibri" w:hAnsi="Calibri"/>
+                <w:color w:val="334155"/>
+                <w:sz w:val="17"/>
+              </w:rPr>
+              <w:t>Privacy &amp; Block Lists</w:t>
+            </w:r>
+          </w:p>
+        </w:tc>
+        <w:tc>
+          <w:tcPr>
+            <w:tcW w:type="dxa" w:w="1296"/>
+            <w:shd w:fill="FFFFFF"/>
+          </w:tcPr>
+          <w:p>
+            <w:pPr>
+              <w:jc w:val="left"/>
+            </w:pPr>
+            <w:r>
+              <w:rPr>
+                <w:rFonts w:ascii="Calibri" w:hAnsi="Calibri"/>
+                <w:color w:val="334155"/>
+                <w:sz w:val="17"/>
+              </w:rPr>
+              <w:t>CRUD (Own)</w:t>
+            </w:r>
+          </w:p>
+        </w:tc>
+        <w:tc>
+          <w:tcPr>
+            <w:tcW w:type="dxa" w:w="1296"/>
+            <w:shd w:fill="FFFFFF"/>
+          </w:tcPr>
+          <w:p>
+            <w:pPr>
+              <w:jc w:val="left"/>
+            </w:pPr>
+            <w:r>
+              <w:rPr>
+                <w:rFonts w:ascii="Calibri" w:hAnsi="Calibri"/>
+                <w:color w:val="334155"/>
+                <w:sz w:val="17"/>
+              </w:rPr>
+              <w:t>---</w:t>
+            </w:r>
+          </w:p>
+        </w:tc>
+        <w:tc>
+          <w:tcPr>
+            <w:tcW w:type="dxa" w:w="1296"/>
+            <w:shd w:fill="FFFFFF"/>
+          </w:tcPr>
+          <w:p>
+            <w:pPr>
+              <w:jc w:val="left"/>
+            </w:pPr>
+            <w:r>
+              <w:rPr>
+                <w:rFonts w:ascii="Calibri" w:hAnsi="Calibri"/>
+                <w:color w:val="334155"/>
+                <w:sz w:val="17"/>
+              </w:rPr>
+              <w:t>---</w:t>
+            </w:r>
+          </w:p>
+        </w:tc>
+        <w:tc>
+          <w:tcPr>
+            <w:tcW w:type="dxa" w:w="1296"/>
+            <w:shd w:fill="FFFFFF"/>
+          </w:tcPr>
+          <w:p>
+            <w:pPr>
+              <w:jc w:val="left"/>
+            </w:pPr>
+            <w:r>
+              <w:rPr>
+                <w:rFonts w:ascii="Calibri" w:hAnsi="Calibri"/>
+                <w:color w:val="334155"/>
+                <w:sz w:val="17"/>
+              </w:rPr>
+              <w:t>---</w:t>
+            </w:r>
+          </w:p>
+        </w:tc>
+        <w:tc>
+          <w:tcPr>
+            <w:tcW w:type="dxa" w:w="1440"/>
+            <w:shd w:fill="FFFFFF"/>
+          </w:tcPr>
+          <w:p>
+            <w:pPr>
+              <w:jc w:val="left"/>
+            </w:pPr>
+            <w:r>
+              <w:rPr>
+                <w:rFonts w:ascii="Calibri" w:hAnsi="Calibri"/>
+                <w:color w:val="334155"/>
+                <w:sz w:val="17"/>
+              </w:rPr>
+              <w:t>R-- (Audit)</w:t>
+            </w:r>
+          </w:p>
+        </w:tc>
+        <w:tc>
+          <w:tcPr>
+            <w:tcW w:type="dxa" w:w="1296"/>
+            <w:shd w:fill="FFFFFF"/>
+          </w:tcPr>
+          <w:p>
+            <w:pPr>
+              <w:jc w:val="left"/>
+            </w:pPr>
+            <w:r>
+              <w:rPr>
+                <w:rFonts w:ascii="Calibri" w:hAnsi="Calibri"/>
+                <w:color w:val="334155"/>
+                <w:sz w:val="17"/>
+              </w:rPr>
+              <w:t>---</w:t>
+            </w:r>
+          </w:p>
+        </w:tc>
+      </w:tr>
+      <w:tr>
+        <w:tc>
+          <w:tcPr>
+            <w:tcW w:type="dxa" w:w="2160"/>
+            <w:shd w:fill="F8FAFC"/>
+          </w:tcPr>
+          <w:p>
+            <w:pPr>
+              <w:jc w:val="left"/>
+            </w:pPr>
+            <w:r>
+              <w:rPr>
+                <w:rFonts w:ascii="Calibri" w:hAnsi="Calibri"/>
+                <w:color w:val="334155"/>
+                <w:sz w:val="17"/>
+              </w:rPr>
+              <w:t>System Audit Log</w:t>
+            </w:r>
+          </w:p>
+        </w:tc>
+        <w:tc>
+          <w:tcPr>
+            <w:tcW w:type="dxa" w:w="1296"/>
+            <w:shd w:fill="F8FAFC"/>
+          </w:tcPr>
+          <w:p>
+            <w:pPr>
+              <w:jc w:val="left"/>
+            </w:pPr>
+            <w:r>
+              <w:rPr>
+                <w:rFonts w:ascii="Calibri" w:hAnsi="Calibri"/>
+                <w:color w:val="334155"/>
+                <w:sz w:val="17"/>
+              </w:rPr>
+              <w:t>---</w:t>
+            </w:r>
+          </w:p>
+        </w:tc>
+        <w:tc>
+          <w:tcPr>
+            <w:tcW w:type="dxa" w:w="1296"/>
+            <w:shd w:fill="F8FAFC"/>
+          </w:tcPr>
+          <w:p>
+            <w:pPr>
+              <w:jc w:val="left"/>
+            </w:pPr>
+            <w:r>
+              <w:rPr>
+                <w:rFonts w:ascii="Calibri" w:hAnsi="Calibri"/>
+                <w:color w:val="334155"/>
+                <w:sz w:val="17"/>
+              </w:rPr>
+              <w:t>---</w:t>
+            </w:r>
+          </w:p>
+        </w:tc>
+        <w:tc>
+          <w:tcPr>
+            <w:tcW w:type="dxa" w:w="1296"/>
+            <w:shd w:fill="F8FAFC"/>
+          </w:tcPr>
+          <w:p>
+            <w:pPr>
+              <w:jc w:val="left"/>
+            </w:pPr>
+            <w:r>
+              <w:rPr>
+                <w:rFonts w:ascii="Calibri" w:hAnsi="Calibri"/>
+                <w:color w:val="334155"/>
+                <w:sz w:val="17"/>
+              </w:rPr>
+              <w:t>---</w:t>
+            </w:r>
+          </w:p>
+        </w:tc>
+        <w:tc>
+          <w:tcPr>
+            <w:tcW w:type="dxa" w:w="1296"/>
+            <w:shd w:fill="F8FAFC"/>
+          </w:tcPr>
+          <w:p>
+            <w:pPr>
+              <w:jc w:val="left"/>
+            </w:pPr>
+            <w:r>
+              <w:rPr>
+                <w:rFonts w:ascii="Calibri" w:hAnsi="Calibri"/>
+                <w:color w:val="334155"/>
+                <w:sz w:val="17"/>
+              </w:rPr>
+              <w:t>---</w:t>
+            </w:r>
+          </w:p>
+        </w:tc>
+        <w:tc>
+          <w:tcPr>
+            <w:tcW w:type="dxa" w:w="1440"/>
+            <w:shd w:fill="F8FAFC"/>
+          </w:tcPr>
+          <w:p>
+            <w:pPr>
+              <w:jc w:val="left"/>
+            </w:pPr>
+            <w:r>
+              <w:rPr>
+                <w:rFonts w:ascii="Calibri" w:hAnsi="Calibri"/>
+                <w:color w:val="334155"/>
+                <w:sz w:val="17"/>
+              </w:rPr>
+              <w:t>R-- (Full log)</w:t>
+            </w:r>
+          </w:p>
+        </w:tc>
+        <w:tc>
+          <w:tcPr>
+            <w:tcW w:type="dxa" w:w="1296"/>
+            <w:shd w:fill="F8FAFC"/>
+          </w:tcPr>
+          <w:p>
+            <w:pPr>
+              <w:jc w:val="left"/>
+            </w:pPr>
+            <w:r>
+              <w:rPr>
+                <w:rFonts w:ascii="Calibri" w:hAnsi="Calibri"/>
+                <w:color w:val="334155"/>
+                <w:sz w:val="17"/>
+              </w:rPr>
+              <w:t>C--- (Append-only)</w:t>
+            </w:r>
+          </w:p>
+        </w:tc>
+      </w:tr>
+      <w:tr>
+        <w:tc>
+          <w:tcPr>
+            <w:tcW w:type="dxa" w:w="2160"/>
+            <w:shd w:fill="FFFFFF"/>
+          </w:tcPr>
+          <w:p>
+            <w:pPr>
+              <w:jc w:val="left"/>
+            </w:pPr>
+            <w:r>
+              <w:rPr>
+                <w:rFonts w:ascii="Calibri" w:hAnsi="Calibri"/>
+                <w:color w:val="334155"/>
+                <w:sz w:val="17"/>
+              </w:rPr>
+              <w:t>Analytics Marts</w:t>
+            </w:r>
+          </w:p>
+        </w:tc>
+        <w:tc>
+          <w:tcPr>
+            <w:tcW w:type="dxa" w:w="1296"/>
+            <w:shd w:fill="FFFFFF"/>
+          </w:tcPr>
+          <w:p>
+            <w:pPr>
+              <w:jc w:val="left"/>
+            </w:pPr>
+            <w:r>
+              <w:rPr>
+                <w:rFonts w:ascii="Calibri" w:hAnsi="Calibri"/>
+                <w:color w:val="334155"/>
+                <w:sz w:val="17"/>
+              </w:rPr>
+              <w:t>---</w:t>
+            </w:r>
+          </w:p>
+        </w:tc>
+        <w:tc>
+          <w:tcPr>
+            <w:tcW w:type="dxa" w:w="1296"/>
+            <w:shd w:fill="FFFFFF"/>
+          </w:tcPr>
+          <w:p>
+            <w:pPr>
+              <w:jc w:val="left"/>
+            </w:pPr>
+            <w:r>
+              <w:rPr>
+                <w:rFonts w:ascii="Calibri" w:hAnsi="Calibri"/>
+                <w:color w:val="334155"/>
+                <w:sz w:val="17"/>
+              </w:rPr>
+              <w:t>R-- (Funnel)</w:t>
+            </w:r>
+          </w:p>
+        </w:tc>
+        <w:tc>
+          <w:tcPr>
+            <w:tcW w:type="dxa" w:w="1296"/>
+            <w:shd w:fill="FFFFFF"/>
+          </w:tcPr>
+          <w:p>
+            <w:pPr>
+              <w:jc w:val="left"/>
+            </w:pPr>
+            <w:r>
+              <w:rPr>
+                <w:rFonts w:ascii="Calibri" w:hAnsi="Calibri"/>
+                <w:color w:val="334155"/>
+                <w:sz w:val="17"/>
+              </w:rPr>
+              <w:t>R-- (Earnings)</w:t>
+            </w:r>
+          </w:p>
+        </w:tc>
+        <w:tc>
+          <w:tcPr>
+            <w:tcW w:type="dxa" w:w="1296"/>
+            <w:shd w:fill="FFFFFF"/>
+          </w:tcPr>
+          <w:p>
+            <w:pPr>
+              <w:jc w:val="left"/>
+            </w:pPr>
+            <w:r>
+              <w:rPr>
+                <w:rFonts w:ascii="Calibri" w:hAnsi="Calibri"/>
+                <w:color w:val="334155"/>
+                <w:sz w:val="17"/>
+              </w:rPr>
+              <w:t>R-- (Tenant)</w:t>
+            </w:r>
+          </w:p>
+        </w:tc>
+        <w:tc>
+          <w:tcPr>
+            <w:tcW w:type="dxa" w:w="1440"/>
+            <w:shd w:fill="FFFFFF"/>
+          </w:tcPr>
+          <w:p>
+            <w:pPr>
+              <w:jc w:val="left"/>
+            </w:pPr>
+            <w:r>
+              <w:rPr>
+                <w:rFonts w:ascii="Calibri" w:hAnsi="Calibri"/>
+                <w:color w:val="334155"/>
+                <w:sz w:val="17"/>
+              </w:rPr>
+              <w:t>R-- (Compliance)</w:t>
+            </w:r>
+          </w:p>
+        </w:tc>
+        <w:tc>
+          <w:tcPr>
+            <w:tcW w:type="dxa" w:w="1296"/>
+            <w:shd w:fill="FFFFFF"/>
+          </w:tcPr>
+          <w:p>
+            <w:pPr>
+              <w:jc w:val="left"/>
+            </w:pPr>
+            <w:r>
+              <w:rPr>
+                <w:rFonts w:ascii="Calibri" w:hAnsi="Calibri"/>
+                <w:color w:val="334155"/>
+                <w:sz w:val="17"/>
+              </w:rPr>
+              <w:t>C-U- (Refresh)</w:t>
             </w:r>
           </w:p>
         </w:tc>
       </w:tr>
     </w:tbl>
     <w:p/>
-    <w:p>
-      <w:pPr>
-        <w:pStyle w:val="Heading1"/>
-      </w:pPr>
-      <w:r>
-        <w:t>7. Scope limitation and extension</w:t>
-      </w:r>
-    </w:p>
-    <w:p>
-      <w:r>
-        <w:t>The hackathon docket explicitly excludes fine-grained employer sub-roles (for example, separate posting/interview/pipeline roles) in this version. A future extension could add organisation-scoped permission bundles and explicit job-level grants without discarding the current organisation/account relationships.</w:t>
-      </w:r>
-    </w:p>
-    <w:p>
-      <w:pPr>
-        <w:pStyle w:val="Heading1"/>
-      </w:pPr>
-      <w:r>
-        <w:t>Sources</w:t>
-      </w:r>
-    </w:p>
-    <w:p>
-      <w:r>
-        <w:t>Hackathon Docket Sections 3 and 7; repository URL; docs/phase-2-architecture-specification.md; docs/phase-4-full-architecture-specification.md; docs/phase-5-security-design-note.md; docs/ddd-lifecycle-verification-and-traceability.md.</w:t>
-      </w:r>
-    </w:p>
     <w:sectPr>
       <w:pgSz w:w="12240" w:h="15840"/>
-      <w:pgMar w:top="979" w:right="1080" w:bottom="979" w:left="1080" w:header="720" w:footer="720" w:gutter="0"/>
+      <w:pgMar w:top="1440" w:right="1440" w:bottom="1440" w:left="1440" w:header="720" w:footer="720" w:gutter="0"/>
       <w:cols w:space="720"/>
       <w:docGrid w:linePitch="360"/>
     </w:sectPr>
@@ -2113,10 +4535,6 @@
     <w:name w:val="Normal"/>
     <w:qFormat/>
     <w:rsid w:val="00FC693F"/>
-    <w:rPr>
-      <w:rFonts w:ascii="Aptos" w:hAnsi="Aptos"/>
-      <w:sz w:val="19"/>
-    </w:rPr>
   </w:style>
   <w:style w:type="paragraph" w:styleId="Header">
     <w:name w:val="header"/>
@@ -2177,11 +4595,11 @@
       <w:outlineLvl w:val="0"/>
     </w:pPr>
     <w:rPr>
-      <w:rFonts w:asciiTheme="majorHAnsi" w:eastAsiaTheme="majorEastAsia" w:hAnsiTheme="majorHAnsi" w:cstheme="majorBidi" w:ascii="Aptos Display" w:hAnsi="Aptos Display"/>
+      <w:rFonts w:asciiTheme="majorHAnsi" w:eastAsiaTheme="majorEastAsia" w:hAnsiTheme="majorHAnsi" w:cstheme="majorBidi"/>
       <w:b/>
       <w:bCs/>
-      <w:color w:val="193556"/>
-      <w:sz w:val="32"/>
+      <w:color w:val="365F91" w:themeColor="accent1" w:themeShade="BF"/>
+      <w:sz w:val="28"/>
       <w:szCs w:val="28"/>
     </w:rPr>
   </w:style>
@@ -2201,11 +4619,11 @@
       <w:outlineLvl w:val="1"/>
     </w:pPr>
     <w:rPr>
-      <w:rFonts w:asciiTheme="majorHAnsi" w:eastAsiaTheme="majorEastAsia" w:hAnsiTheme="majorHAnsi" w:cstheme="majorBidi" w:ascii="Aptos Display" w:hAnsi="Aptos Display"/>
+      <w:rFonts w:asciiTheme="majorHAnsi" w:eastAsiaTheme="majorEastAsia" w:hAnsiTheme="majorHAnsi" w:cstheme="majorBidi"/>
       <w:b/>
       <w:bCs/>
-      <w:color w:val="24678B"/>
-      <w:sz w:val="24"/>
+      <w:color w:val="4F81BD" w:themeColor="accent1"/>
+      <w:sz w:val="26"/>
       <w:szCs w:val="26"/>
     </w:rPr>
   </w:style>
@@ -2646,10 +5064,6 @@
       </w:numPr>
       <w:contextualSpacing/>
     </w:pPr>
-    <w:rPr>
-      <w:rFonts w:ascii="Aptos" w:hAnsi="Aptos"/>
-      <w:sz w:val="19"/>
-    </w:rPr>
   </w:style>
   <w:style w:type="paragraph" w:styleId="ListBullet2">
     <w:name w:val="List Bullet 2"/>
@@ -2663,10 +5077,6 @@
       </w:numPr>
       <w:contextualSpacing/>
     </w:pPr>
-    <w:rPr>
-      <w:rFonts w:ascii="Aptos" w:hAnsi="Aptos"/>
-      <w:sz w:val="19"/>
-    </w:rPr>
   </w:style>
   <w:style w:type="paragraph" w:styleId="ListBullet3">
     <w:name w:val="List Bullet 3"/>
